--- a/ipai25.docx
+++ b/ipai25.docx
@@ -4,7 +4,7 @@
   <w:body>
     <w:p>
       <w:pPr>
-        <w:pStyle w:val="2"/>
+        <w:pStyle w:val="Heading2"/>
         <w:jc w:val="center"/>
         <w:rPr>
           <w:rFonts w:ascii="Arial" w:hAnsi="Arial" w:cs="Arial"/>
@@ -29,7 +29,7 @@
     </w:p>
     <w:p>
       <w:pPr>
-        <w:pStyle w:val="2"/>
+        <w:pStyle w:val="Heading2"/>
         <w:jc w:val="center"/>
         <w:rPr>
           <w:rFonts w:ascii="Arial" w:hAnsi="Arial" w:cs="Arial"/>
@@ -49,21 +49,22 @@
           <w:szCs w:val="21"/>
           <w:lang w:val="pt-PT"/>
         </w:rPr>
-        <w:t>Matei-</w:t>
-      </w:r>
-      <w:proofErr w:type="spellStart"/>
-      <w:r>
+        <w:t>Matei-Alexandru Lupașcu 64471</w:t>
+      </w:r>
+    </w:p>
+    <w:p>
+      <w:pPr>
+        <w:pStyle w:val="Heading2"/>
+        <w:jc w:val="center"/>
         <w:rPr>
           <w:rFonts w:ascii="Arial" w:hAnsi="Arial" w:cs="Arial"/>
           <w:b/>
           <w:bCs/>
           <w:sz w:val="21"/>
           <w:szCs w:val="21"/>
-          <w:lang w:val="pt-PT"/>
-        </w:rPr>
-        <w:t>Alexandru</w:t>
-      </w:r>
-      <w:proofErr w:type="spellEnd"/>
+        </w:rPr>
+      </w:pPr>
+      <w:proofErr w:type="spellStart"/>
       <w:r>
         <w:rPr>
           <w:rFonts w:ascii="Arial" w:hAnsi="Arial" w:cs="Arial"/>
@@ -71,11 +72,10 @@
           <w:bCs/>
           <w:sz w:val="21"/>
           <w:szCs w:val="21"/>
-          <w:lang w:val="pt-PT"/>
-        </w:rPr>
-        <w:t xml:space="preserve"> </w:t>
-      </w:r>
-      <w:proofErr w:type="spellStart"/>
+        </w:rPr>
+        <w:t>Yubing</w:t>
+      </w:r>
+      <w:proofErr w:type="spellEnd"/>
       <w:r>
         <w:rPr>
           <w:rFonts w:ascii="Arial" w:hAnsi="Arial" w:cs="Arial"/>
@@ -83,54 +83,6 @@
           <w:bCs/>
           <w:sz w:val="21"/>
           <w:szCs w:val="21"/>
-          <w:lang w:val="pt-PT"/>
-        </w:rPr>
-        <w:t>Lupașcu</w:t>
-      </w:r>
-      <w:proofErr w:type="spellEnd"/>
-      <w:r>
-        <w:rPr>
-          <w:rFonts w:ascii="Arial" w:hAnsi="Arial" w:cs="Arial"/>
-          <w:b/>
-          <w:bCs/>
-          <w:sz w:val="21"/>
-          <w:szCs w:val="21"/>
-          <w:lang w:val="pt-PT"/>
-        </w:rPr>
-        <w:t xml:space="preserve"> 64471</w:t>
-      </w:r>
-    </w:p>
-    <w:p>
-      <w:pPr>
-        <w:pStyle w:val="2"/>
-        <w:jc w:val="center"/>
-        <w:rPr>
-          <w:rFonts w:ascii="Arial" w:hAnsi="Arial" w:cs="Arial"/>
-          <w:b/>
-          <w:bCs/>
-          <w:sz w:val="21"/>
-          <w:szCs w:val="21"/>
-        </w:rPr>
-      </w:pPr>
-      <w:proofErr w:type="spellStart"/>
-      <w:r>
-        <w:rPr>
-          <w:rFonts w:ascii="Arial" w:hAnsi="Arial" w:cs="Arial"/>
-          <w:b/>
-          <w:bCs/>
-          <w:sz w:val="21"/>
-          <w:szCs w:val="21"/>
-        </w:rPr>
-        <w:t>Yubing</w:t>
-      </w:r>
-      <w:proofErr w:type="spellEnd"/>
-      <w:r>
-        <w:rPr>
-          <w:rFonts w:ascii="Arial" w:hAnsi="Arial" w:cs="Arial"/>
-          <w:b/>
-          <w:bCs/>
-          <w:sz w:val="21"/>
-          <w:szCs w:val="21"/>
         </w:rPr>
         <w:t xml:space="preserve"> Chen 52915</w:t>
       </w:r>
@@ -147,7 +99,7 @@
       <w:proofErr w:type="spellStart"/>
       <w:r>
         <w:rPr>
-          <w:rFonts w:ascii="Arial" w:eastAsia="等线" w:hAnsi="Arial" w:cs="Arial"/>
+          <w:rFonts w:ascii="Arial" w:eastAsia="DengXian" w:hAnsi="Arial" w:cs="Arial"/>
           <w:sz w:val="20"/>
           <w:szCs w:val="20"/>
         </w:rPr>
@@ -156,7 +108,7 @@
       <w:proofErr w:type="spellEnd"/>
       <w:r>
         <w:rPr>
-          <w:rFonts w:ascii="Arial" w:eastAsia="等线" w:hAnsi="Arial" w:cs="Arial"/>
+          <w:rFonts w:ascii="Arial" w:eastAsia="DengXian" w:hAnsi="Arial" w:cs="Arial"/>
           <w:sz w:val="20"/>
           <w:szCs w:val="20"/>
         </w:rPr>
@@ -165,8 +117,8 @@
       <w:hyperlink r:id="rId7">
         <w:r>
           <w:rPr>
-            <w:rStyle w:val="a6"/>
-            <w:rFonts w:ascii="Arial" w:eastAsia="等线" w:hAnsi="Arial" w:cs="Arial"/>
+            <w:rStyle w:val="Hyperlink"/>
+            <w:rFonts w:ascii="Arial" w:eastAsia="DengXian" w:hAnsi="Arial" w:cs="Arial"/>
             <w:sz w:val="20"/>
             <w:szCs w:val="20"/>
           </w:rPr>
@@ -199,7 +151,7 @@
     </w:p>
     <w:p>
       <w:pPr>
-        <w:pStyle w:val="2"/>
+        <w:pStyle w:val="Heading2"/>
         <w:spacing w:before="0" w:line="20" w:lineRule="atLeast"/>
         <w:rPr>
           <w:rFonts w:ascii="Arial" w:hAnsi="Arial" w:cs="Arial"/>
@@ -661,7 +613,7 @@
     </w:p>
     <w:p>
       <w:pPr>
-        <w:pStyle w:val="2"/>
+        <w:pStyle w:val="Heading2"/>
         <w:spacing w:before="0" w:line="20" w:lineRule="atLeast"/>
         <w:rPr>
           <w:rFonts w:ascii="Arial" w:hAnsi="Arial" w:cs="Arial"/>
@@ -677,7 +629,7 @@
     </w:p>
     <w:p>
       <w:pPr>
-        <w:pStyle w:val="2"/>
+        <w:pStyle w:val="Heading2"/>
         <w:spacing w:before="0" w:line="20" w:lineRule="atLeast"/>
         <w:rPr>
           <w:rFonts w:ascii="Arial" w:hAnsi="Arial" w:cs="Arial"/>
@@ -695,7 +647,7 @@
     </w:p>
     <w:p>
       <w:pPr>
-        <w:pStyle w:val="2"/>
+        <w:pStyle w:val="Heading2"/>
         <w:spacing w:before="0" w:line="20" w:lineRule="atLeast"/>
         <w:rPr>
           <w:rFonts w:ascii="Arial" w:hAnsi="Arial" w:cs="Arial"/>
@@ -930,7 +882,7 @@
     </w:p>
     <w:p>
       <w:pPr>
-        <w:pStyle w:val="2"/>
+        <w:pStyle w:val="Heading2"/>
         <w:spacing w:before="0" w:line="20" w:lineRule="atLeast"/>
         <w:rPr>
           <w:rFonts w:ascii="Arial" w:hAnsi="Arial" w:cs="Arial"/>
@@ -1631,7 +1583,6 @@
         <w:spacing w:line="20" w:lineRule="atLeast"/>
         <w:rPr>
           <w:rFonts w:ascii="Arial" w:hAnsi="Arial" w:cs="Arial"/>
-          <w:lang w:val="pt-PT"/>
         </w:rPr>
       </w:pPr>
       <w:r>
@@ -1756,7 +1707,6 @@
         <w:ind w:firstLine="420"/>
         <w:rPr>
           <w:rFonts w:ascii="Arial" w:hAnsi="Arial" w:cs="Arial"/>
-          <w:lang w:val="pt-PT"/>
         </w:rPr>
       </w:pPr>
       <w:r>
@@ -1823,7 +1773,7 @@
     </w:p>
     <w:p>
       <w:pPr>
-        <w:pStyle w:val="2"/>
+        <w:pStyle w:val="Heading2"/>
         <w:spacing w:before="0" w:line="20" w:lineRule="atLeast"/>
         <w:rPr>
           <w:rFonts w:ascii="Arial" w:hAnsi="Arial" w:cs="Arial"/>
@@ -1900,7 +1850,7 @@
     </w:p>
     <w:p>
       <w:pPr>
-        <w:pStyle w:val="3"/>
+        <w:pStyle w:val="Heading3"/>
         <w:spacing w:before="0" w:line="20" w:lineRule="atLeast"/>
         <w:rPr>
           <w:rFonts w:ascii="Arial" w:hAnsi="Arial" w:cs="Arial"/>
@@ -1918,7 +1868,7 @@
     </w:p>
     <w:p>
       <w:pPr>
-        <w:pStyle w:val="3"/>
+        <w:pStyle w:val="Heading3"/>
         <w:spacing w:before="0" w:line="20" w:lineRule="atLeast"/>
         <w:rPr>
           <w:rFonts w:ascii="Arial" w:hAnsi="Arial" w:cs="Arial"/>
@@ -1999,32 +1949,30 @@
         <w:lastRenderedPageBreak/>
         <w:t xml:space="preserve">Therefore, we inspected the missing values and decided to </w:t>
       </w:r>
+      <w:r>
+        <w:rPr>
+          <w:rFonts w:ascii="Arial" w:hAnsi="Arial" w:cs="Arial"/>
+        </w:rPr>
+        <w:t>eliminate</w:t>
+      </w:r>
+      <w:r>
+        <w:rPr>
+          <w:rFonts w:ascii="Arial" w:hAnsi="Arial" w:cs="Arial"/>
+        </w:rPr>
+        <w:t xml:space="preserve"> some rows where data was missing from </w:t>
+      </w:r>
       <w:proofErr w:type="gramStart"/>
       <w:r>
         <w:rPr>
           <w:rFonts w:ascii="Arial" w:hAnsi="Arial" w:cs="Arial"/>
         </w:rPr>
-        <w:t>completely eliminate</w:t>
+        <w:t>all of</w:t>
       </w:r>
       <w:proofErr w:type="gramEnd"/>
       <w:r>
         <w:rPr>
           <w:rFonts w:ascii="Arial" w:hAnsi="Arial" w:cs="Arial"/>
         </w:rPr>
-        <w:t xml:space="preserve"> some rows where data was missing from </w:t>
-      </w:r>
-      <w:proofErr w:type="gramStart"/>
-      <w:r>
-        <w:rPr>
-          <w:rFonts w:ascii="Arial" w:hAnsi="Arial" w:cs="Arial"/>
-        </w:rPr>
-        <w:t>all of</w:t>
-      </w:r>
-      <w:proofErr w:type="gramEnd"/>
-      <w:r>
-        <w:rPr>
-          <w:rFonts w:ascii="Arial" w:hAnsi="Arial" w:cs="Arial"/>
-        </w:rPr>
         <w:t xml:space="preserve"> the columns corresponding to the forest percentage in each year. For one of the missing values, we decided to substitute the null value with the average of the other ones within the same row.</w:t>
       </w:r>
       <w:r>
@@ -2044,7 +1992,7 @@
     </w:p>
     <w:p>
       <w:pPr>
-        <w:pStyle w:val="4"/>
+        <w:pStyle w:val="Heading4"/>
       </w:pPr>
       <w:r>
         <w:rPr>
@@ -2060,7 +2008,7 @@
     </w:p>
     <w:p>
       <w:pPr>
-        <w:pStyle w:val="4"/>
+        <w:pStyle w:val="Heading4"/>
       </w:pPr>
       <w:r>
         <w:rPr>
@@ -2088,7 +2036,7 @@
     </w:p>
     <w:p>
       <w:pPr>
-        <w:pStyle w:val="4"/>
+        <w:pStyle w:val="Heading4"/>
       </w:pPr>
       <w:r>
         <w:rPr>
@@ -2100,7 +2048,7 @@
     <w:p/>
     <w:p>
       <w:pPr>
-        <w:pStyle w:val="4"/>
+        <w:pStyle w:val="Heading4"/>
       </w:pPr>
       <w:r>
         <w:rPr>
@@ -2228,7 +2176,7 @@
     </w:p>
     <w:p>
       <w:pPr>
-        <w:pStyle w:val="2"/>
+        <w:pStyle w:val="Heading2"/>
         <w:rPr>
           <w:rFonts w:ascii="Arial" w:hAnsi="Arial" w:cs="Arial"/>
         </w:rPr>
@@ -2243,34 +2191,34 @@
     <w:p>
       <w:pPr>
         <w:rPr>
-          <w:rStyle w:val="a8"/>
-          <w:rFonts w:ascii="Arial" w:hAnsi="Arial" w:cs="Arial"/>
-        </w:rPr>
-      </w:pPr>
-      <w:r>
-        <w:rPr>
-          <w:rStyle w:val="a8"/>
+          <w:rStyle w:val="Strong"/>
+          <w:rFonts w:ascii="Arial" w:hAnsi="Arial" w:cs="Arial"/>
+        </w:rPr>
+      </w:pPr>
+      <w:r>
+        <w:rPr>
+          <w:rStyle w:val="Strong"/>
           <w:rFonts w:ascii="Arial" w:hAnsi="Arial" w:cs="Arial"/>
         </w:rPr>
         <w:t>A</w:t>
       </w:r>
       <w:r>
         <w:rPr>
-          <w:rStyle w:val="a8"/>
+          <w:rStyle w:val="Strong"/>
           <w:rFonts w:ascii="Arial" w:hAnsi="Arial" w:cs="Arial"/>
         </w:rPr>
         <w:t>n</w:t>
       </w:r>
       <w:r>
         <w:rPr>
-          <w:rStyle w:val="a8"/>
+          <w:rStyle w:val="Strong"/>
           <w:rFonts w:ascii="Arial" w:hAnsi="Arial" w:cs="Arial"/>
         </w:rPr>
         <w:t>nex</w:t>
       </w:r>
       <w:r>
         <w:rPr>
-          <w:rStyle w:val="a8"/>
+          <w:rStyle w:val="Strong"/>
           <w:rFonts w:ascii="Arial" w:hAnsi="Arial" w:cs="Arial"/>
         </w:rPr>
         <w:t xml:space="preserve"> 1</w:t>
@@ -2371,13 +2319,13 @@
         <w:widowControl/>
         <w:jc w:val="left"/>
         <w:rPr>
-          <w:rStyle w:val="a8"/>
-          <w:rFonts w:ascii="Arial" w:hAnsi="Arial" w:cs="Arial"/>
-        </w:rPr>
-      </w:pPr>
-      <w:r>
-        <w:rPr>
-          <w:rStyle w:val="a8"/>
+          <w:rStyle w:val="Strong"/>
+          <w:rFonts w:ascii="Arial" w:hAnsi="Arial" w:cs="Arial"/>
+        </w:rPr>
+      </w:pPr>
+      <w:r>
+        <w:rPr>
+          <w:rStyle w:val="Strong"/>
           <w:rFonts w:ascii="Arial" w:hAnsi="Arial" w:cs="Arial"/>
         </w:rPr>
         <w:lastRenderedPageBreak/>
@@ -2385,14 +2333,14 @@
       </w:r>
       <w:r>
         <w:rPr>
-          <w:rStyle w:val="a8"/>
+          <w:rStyle w:val="Strong"/>
           <w:rFonts w:ascii="Arial" w:hAnsi="Arial" w:cs="Arial"/>
         </w:rPr>
         <w:t>nex</w:t>
       </w:r>
       <w:r>
         <w:rPr>
-          <w:rStyle w:val="a8"/>
+          <w:rStyle w:val="Strong"/>
           <w:rFonts w:ascii="Arial" w:hAnsi="Arial" w:cs="Arial"/>
         </w:rPr>
         <w:t xml:space="preserve"> 2</w:t>
@@ -2496,13 +2444,13 @@
         <w:widowControl/>
         <w:jc w:val="left"/>
         <w:rPr>
-          <w:rStyle w:val="a8"/>
-          <w:rFonts w:ascii="Arial" w:hAnsi="Arial" w:cs="Arial"/>
-        </w:rPr>
-      </w:pPr>
-      <w:r>
-        <w:rPr>
-          <w:rStyle w:val="a8"/>
+          <w:rStyle w:val="Strong"/>
+          <w:rFonts w:ascii="Arial" w:hAnsi="Arial" w:cs="Arial"/>
+        </w:rPr>
+      </w:pPr>
+      <w:r>
+        <w:rPr>
+          <w:rStyle w:val="Strong"/>
           <w:rFonts w:ascii="Arial" w:hAnsi="Arial" w:cs="Arial"/>
         </w:rPr>
         <w:lastRenderedPageBreak/>
@@ -9319,7 +9267,7 @@
         <w:widowControl/>
         <w:jc w:val="left"/>
         <w:rPr>
-          <w:rStyle w:val="a8"/>
+          <w:rStyle w:val="Strong"/>
           <w:rFonts w:ascii="Arial" w:hAnsi="Arial" w:cs="Arial"/>
         </w:rPr>
       </w:pPr>
@@ -9329,13 +9277,13 @@
         <w:widowControl/>
         <w:jc w:val="left"/>
         <w:rPr>
-          <w:rStyle w:val="a8"/>
-          <w:rFonts w:ascii="Arial" w:hAnsi="Arial" w:cs="Arial"/>
-        </w:rPr>
-      </w:pPr>
-      <w:r>
-        <w:rPr>
-          <w:rStyle w:val="a8"/>
+          <w:rStyle w:val="Strong"/>
+          <w:rFonts w:ascii="Arial" w:hAnsi="Arial" w:cs="Arial"/>
+        </w:rPr>
+      </w:pPr>
+      <w:r>
+        <w:rPr>
+          <w:rStyle w:val="Strong"/>
           <w:rFonts w:ascii="Arial" w:hAnsi="Arial" w:cs="Arial"/>
         </w:rPr>
         <w:br w:type="page"/>
@@ -9346,29 +9294,19 @@
         <w:widowControl/>
         <w:jc w:val="left"/>
         <w:rPr>
-          <w:rStyle w:val="a8"/>
+          <w:rStyle w:val="Strong"/>
           <w:rFonts w:ascii="Arial" w:hAnsi="Arial" w:cs="Arial"/>
           <w:lang w:val="pt-PT"/>
         </w:rPr>
       </w:pPr>
-      <w:proofErr w:type="spellStart"/>
-      <w:r>
-        <w:rPr>
-          <w:rStyle w:val="a8"/>
+      <w:r>
+        <w:rPr>
+          <w:rStyle w:val="Strong"/>
           <w:rFonts w:ascii="Arial" w:hAnsi="Arial" w:cs="Arial"/>
           <w:lang w:val="pt-PT"/>
         </w:rPr>
         <w:lastRenderedPageBreak/>
-        <w:t>Annex</w:t>
-      </w:r>
-      <w:proofErr w:type="spellEnd"/>
-      <w:r>
-        <w:rPr>
-          <w:rStyle w:val="a8"/>
-          <w:rFonts w:ascii="Arial" w:hAnsi="Arial" w:cs="Arial"/>
-          <w:lang w:val="pt-PT"/>
-        </w:rPr>
-        <w:t xml:space="preserve"> 4</w:t>
+        <w:t>Annex 4</w:t>
       </w:r>
     </w:p>
     <w:p>
@@ -9376,7 +9314,7 @@
         <w:widowControl/>
         <w:jc w:val="left"/>
         <w:rPr>
-          <w:rStyle w:val="a8"/>
+          <w:rStyle w:val="Strong"/>
           <w:rFonts w:ascii="Arial" w:hAnsi="Arial" w:cs="Arial"/>
           <w:lang w:val="pt-PT"/>
         </w:rPr>
@@ -9673,27 +9611,7 @@
                 <w:sz w:val="22"/>
                 <w:lang w:val="pt-PT"/>
               </w:rPr>
-              <w:t>_</w:t>
-            </w:r>
-            <w:proofErr w:type="spellStart"/>
-            <w:r>
-              <w:rPr>
-                <w:rFonts w:ascii="Arial" w:hAnsi="Arial" w:cs="Arial"/>
-                <w:color w:val="000000" w:themeColor="text1"/>
-                <w:sz w:val="22"/>
-                <w:lang w:val="pt-PT"/>
-              </w:rPr>
-              <w:t>quality_contry</w:t>
-            </w:r>
-            <w:proofErr w:type="spellEnd"/>
-            <w:r>
-              <w:rPr>
-                <w:rFonts w:ascii="Arial" w:hAnsi="Arial" w:cs="Arial"/>
-                <w:color w:val="000000" w:themeColor="text1"/>
-                <w:sz w:val="22"/>
-                <w:lang w:val="pt-PT"/>
-              </w:rPr>
-              <w:t>_</w:t>
+              <w:t>_quality_contry_</w:t>
             </w:r>
             <w:r>
               <w:rPr>
@@ -10026,19 +9944,8 @@
                 <w:sz w:val="22"/>
                 <w:lang w:val="pt-PT"/>
               </w:rPr>
-              <w:t xml:space="preserve">Global </w:t>
-            </w:r>
-            <w:proofErr w:type="spellStart"/>
-            <w:r>
-              <w:rPr>
-                <w:rFonts w:ascii="Arial" w:eastAsia="Arial" w:hAnsi="Arial" w:cs="Arial"/>
-                <w:color w:val="000000" w:themeColor="text1"/>
-                <w:sz w:val="22"/>
-                <w:lang w:val="pt-PT"/>
-              </w:rPr>
-              <w:t>weatherRepository</w:t>
-            </w:r>
-            <w:proofErr w:type="spellEnd"/>
+              <w:t>Global weatherRepository</w:t>
+            </w:r>
           </w:p>
         </w:tc>
         <w:tc>
@@ -10067,7 +9974,6 @@
                 <w:lang w:val="pt-PT"/>
               </w:rPr>
             </w:pPr>
-            <w:proofErr w:type="spellStart"/>
             <w:r>
               <w:rPr>
                 <w:rFonts w:ascii="Arial" w:eastAsia="Arial" w:hAnsi="Arial" w:cs="Arial"/>
@@ -10075,17 +9981,7 @@
                 <w:sz w:val="22"/>
                 <w:lang w:val="pt-PT"/>
               </w:rPr>
-              <w:t>Weather</w:t>
-            </w:r>
-            <w:proofErr w:type="spellEnd"/>
-            <w:r>
-              <w:rPr>
-                <w:rFonts w:ascii="Arial" w:eastAsia="Arial" w:hAnsi="Arial" w:cs="Arial"/>
-                <w:color w:val="000000" w:themeColor="text1"/>
-                <w:sz w:val="22"/>
-                <w:lang w:val="pt-PT"/>
-              </w:rPr>
-              <w:t>_</w:t>
+              <w:t>Weather_</w:t>
             </w:r>
             <w:proofErr w:type="spellStart"/>
             <w:r>
@@ -10124,7 +10020,6 @@
                 <w:lang w:val="pt-PT"/>
               </w:rPr>
             </w:pPr>
-            <w:proofErr w:type="spellStart"/>
             <w:r>
               <w:rPr>
                 <w:rFonts w:ascii="Arial" w:eastAsia="Arial" w:hAnsi="Arial" w:cs="Arial"/>
@@ -10134,7 +10029,6 @@
               </w:rPr>
               <w:t>Location_City</w:t>
             </w:r>
-            <w:proofErr w:type="spellEnd"/>
           </w:p>
         </w:tc>
         <w:tc>
@@ -10196,7 +10090,6 @@
                 <w:lang w:val="pt-PT"/>
               </w:rPr>
             </w:pPr>
-            <w:proofErr w:type="spellStart"/>
             <w:r>
               <w:rPr>
                 <w:rFonts w:ascii="Arial" w:eastAsia="Arial" w:hAnsi="Arial" w:cs="Arial"/>
@@ -10204,69 +10097,8 @@
                 <w:sz w:val="22"/>
                 <w:lang w:val="pt-PT"/>
               </w:rPr>
-              <w:t>Name</w:t>
-            </w:r>
-            <w:proofErr w:type="spellEnd"/>
-            <w:r>
-              <w:rPr>
-                <w:rFonts w:ascii="Arial" w:eastAsia="Arial" w:hAnsi="Arial" w:cs="Arial"/>
-                <w:color w:val="000000" w:themeColor="text1"/>
-                <w:sz w:val="22"/>
-                <w:lang w:val="pt-PT"/>
-              </w:rPr>
-              <w:t xml:space="preserve"> </w:t>
-            </w:r>
-            <w:proofErr w:type="spellStart"/>
-            <w:r>
-              <w:rPr>
-                <w:rFonts w:ascii="Arial" w:eastAsia="Arial" w:hAnsi="Arial" w:cs="Arial"/>
-                <w:color w:val="000000" w:themeColor="text1"/>
-                <w:sz w:val="22"/>
-                <w:lang w:val="pt-PT"/>
-              </w:rPr>
-              <w:t>of</w:t>
-            </w:r>
-            <w:proofErr w:type="spellEnd"/>
-            <w:r>
-              <w:rPr>
-                <w:rFonts w:ascii="Arial" w:eastAsia="Arial" w:hAnsi="Arial" w:cs="Arial"/>
-                <w:color w:val="000000" w:themeColor="text1"/>
-                <w:sz w:val="22"/>
-                <w:lang w:val="pt-PT"/>
-              </w:rPr>
-              <w:t xml:space="preserve"> </w:t>
-            </w:r>
-            <w:proofErr w:type="spellStart"/>
-            <w:r>
-              <w:rPr>
-                <w:rFonts w:ascii="Arial" w:eastAsia="Arial" w:hAnsi="Arial" w:cs="Arial"/>
-                <w:color w:val="000000" w:themeColor="text1"/>
-                <w:sz w:val="22"/>
-                <w:lang w:val="pt-PT"/>
-              </w:rPr>
-              <w:t>the</w:t>
-            </w:r>
-            <w:proofErr w:type="spellEnd"/>
-            <w:r>
-              <w:rPr>
-                <w:rFonts w:ascii="Arial" w:eastAsia="Arial" w:hAnsi="Arial" w:cs="Arial"/>
-                <w:color w:val="000000" w:themeColor="text1"/>
-                <w:sz w:val="22"/>
-                <w:lang w:val="pt-PT"/>
-              </w:rPr>
-              <w:t xml:space="preserve"> </w:t>
-            </w:r>
-            <w:proofErr w:type="spellStart"/>
-            <w:r>
-              <w:rPr>
-                <w:rFonts w:ascii="Arial" w:eastAsia="Arial" w:hAnsi="Arial" w:cs="Arial"/>
-                <w:color w:val="000000" w:themeColor="text1"/>
-                <w:sz w:val="22"/>
-                <w:lang w:val="pt-PT"/>
-              </w:rPr>
-              <w:t>city</w:t>
-            </w:r>
-            <w:proofErr w:type="spellEnd"/>
+              <w:t>Name of the city</w:t>
+            </w:r>
           </w:p>
         </w:tc>
       </w:tr>
@@ -10299,7 +10131,6 @@
                 <w:lang w:val="pt-PT"/>
               </w:rPr>
             </w:pPr>
-            <w:proofErr w:type="spellStart"/>
             <w:r>
               <w:rPr>
                 <w:rFonts w:ascii="Arial" w:eastAsia="Arial" w:hAnsi="Arial" w:cs="Arial"/>
@@ -10309,7 +10140,6 @@
               </w:rPr>
               <w:t>Air_quality_city</w:t>
             </w:r>
-            <w:proofErr w:type="spellEnd"/>
           </w:p>
         </w:tc>
         <w:tc>
@@ -10381,7 +10211,6 @@
                 <w:sz w:val="22"/>
               </w:rPr>
             </w:pPr>
-            <w:proofErr w:type="spellStart"/>
             <w:r>
               <w:rPr>
                 <w:rFonts w:ascii="Arial" w:eastAsia="Arial" w:hAnsi="Arial" w:cs="Arial"/>
@@ -10391,7 +10220,6 @@
               </w:rPr>
               <w:t>Location_City</w:t>
             </w:r>
-            <w:proofErr w:type="spellEnd"/>
           </w:p>
         </w:tc>
         <w:tc>
@@ -10454,7 +10282,6 @@
                 <w:sz w:val="22"/>
               </w:rPr>
             </w:pPr>
-            <w:proofErr w:type="spellStart"/>
             <w:r>
               <w:rPr>
                 <w:rFonts w:ascii="Arial" w:eastAsia="Arial" w:hAnsi="Arial" w:cs="Arial"/>
@@ -10462,69 +10289,8 @@
                 <w:sz w:val="22"/>
                 <w:lang w:val="pt-PT"/>
               </w:rPr>
-              <w:t>Name</w:t>
-            </w:r>
-            <w:proofErr w:type="spellEnd"/>
-            <w:r>
-              <w:rPr>
-                <w:rFonts w:ascii="Arial" w:eastAsia="Arial" w:hAnsi="Arial" w:cs="Arial"/>
-                <w:color w:val="000000" w:themeColor="text1"/>
-                <w:sz w:val="22"/>
-                <w:lang w:val="pt-PT"/>
-              </w:rPr>
-              <w:t xml:space="preserve"> </w:t>
-            </w:r>
-            <w:proofErr w:type="spellStart"/>
-            <w:r>
-              <w:rPr>
-                <w:rFonts w:ascii="Arial" w:eastAsia="Arial" w:hAnsi="Arial" w:cs="Arial"/>
-                <w:color w:val="000000" w:themeColor="text1"/>
-                <w:sz w:val="22"/>
-                <w:lang w:val="pt-PT"/>
-              </w:rPr>
-              <w:t>of</w:t>
-            </w:r>
-            <w:proofErr w:type="spellEnd"/>
-            <w:r>
-              <w:rPr>
-                <w:rFonts w:ascii="Arial" w:eastAsia="Arial" w:hAnsi="Arial" w:cs="Arial"/>
-                <w:color w:val="000000" w:themeColor="text1"/>
-                <w:sz w:val="22"/>
-                <w:lang w:val="pt-PT"/>
-              </w:rPr>
-              <w:t xml:space="preserve"> </w:t>
-            </w:r>
-            <w:proofErr w:type="spellStart"/>
-            <w:r>
-              <w:rPr>
-                <w:rFonts w:ascii="Arial" w:eastAsia="Arial" w:hAnsi="Arial" w:cs="Arial"/>
-                <w:color w:val="000000" w:themeColor="text1"/>
-                <w:sz w:val="22"/>
-                <w:lang w:val="pt-PT"/>
-              </w:rPr>
-              <w:t>the</w:t>
-            </w:r>
-            <w:proofErr w:type="spellEnd"/>
-            <w:r>
-              <w:rPr>
-                <w:rFonts w:ascii="Arial" w:eastAsia="Arial" w:hAnsi="Arial" w:cs="Arial"/>
-                <w:color w:val="000000" w:themeColor="text1"/>
-                <w:sz w:val="22"/>
-                <w:lang w:val="pt-PT"/>
-              </w:rPr>
-              <w:t xml:space="preserve"> </w:t>
-            </w:r>
-            <w:proofErr w:type="spellStart"/>
-            <w:r>
-              <w:rPr>
-                <w:rFonts w:ascii="Arial" w:eastAsia="Arial" w:hAnsi="Arial" w:cs="Arial"/>
-                <w:color w:val="000000" w:themeColor="text1"/>
-                <w:sz w:val="22"/>
-                <w:lang w:val="pt-PT"/>
-              </w:rPr>
-              <w:t>city</w:t>
-            </w:r>
-            <w:proofErr w:type="spellEnd"/>
+              <w:t>Name of the city</w:t>
+            </w:r>
           </w:p>
         </w:tc>
       </w:tr>
@@ -10574,20 +10340,9 @@
                 <w:sz w:val="22"/>
                 <w:lang w:val="pt-PT"/>
               </w:rPr>
-              <w:t>_</w:t>
-            </w:r>
-            <w:proofErr w:type="spellStart"/>
-            <w:r>
-              <w:rPr>
-                <w:rFonts w:ascii="Arial" w:hAnsi="Arial" w:cs="Arial"/>
-                <w:color w:val="000000" w:themeColor="text1"/>
-                <w:sz w:val="22"/>
-                <w:lang w:val="pt-PT"/>
-              </w:rPr>
-              <w:t>coverge</w:t>
+              <w:t>_coverge</w:t>
             </w:r>
             <w:bookmarkEnd w:id="0"/>
-            <w:proofErr w:type="spellEnd"/>
           </w:p>
         </w:tc>
         <w:tc>
@@ -10632,7 +10387,6 @@
               </w:rPr>
               <w:t>_</w:t>
             </w:r>
-            <w:proofErr w:type="spellStart"/>
             <w:proofErr w:type="gramStart"/>
             <w:r>
               <w:rPr>
@@ -10652,7 +10406,6 @@
               </w:rPr>
               <w:t>capital</w:t>
             </w:r>
-            <w:proofErr w:type="spellEnd"/>
             <w:proofErr w:type="gramEnd"/>
           </w:p>
         </w:tc>
@@ -10681,7 +10434,6 @@
                 <w:lang w:val="pt-PT"/>
               </w:rPr>
             </w:pPr>
-            <w:proofErr w:type="spellStart"/>
             <w:r>
               <w:rPr>
                 <w:rFonts w:ascii="Arial" w:eastAsia="Arial" w:hAnsi="Arial" w:cs="Arial"/>
@@ -10691,7 +10443,6 @@
               </w:rPr>
               <w:t>Location.capital</w:t>
             </w:r>
-            <w:proofErr w:type="spellEnd"/>
           </w:p>
         </w:tc>
         <w:tc>
@@ -10753,7 +10504,6 @@
                 <w:sz w:val="22"/>
               </w:rPr>
             </w:pPr>
-            <w:proofErr w:type="spellStart"/>
             <w:r>
               <w:rPr>
                 <w:rFonts w:ascii="Arial" w:eastAsia="Arial" w:hAnsi="Arial" w:cs="Arial"/>
@@ -10761,57 +10511,7 @@
                 <w:sz w:val="22"/>
                 <w:lang w:val="pt-PT"/>
               </w:rPr>
-              <w:t>Name</w:t>
-            </w:r>
-            <w:proofErr w:type="spellEnd"/>
-            <w:r>
-              <w:rPr>
-                <w:rFonts w:ascii="Arial" w:eastAsia="Arial" w:hAnsi="Arial" w:cs="Arial"/>
-                <w:color w:val="000000" w:themeColor="text1"/>
-                <w:sz w:val="22"/>
-                <w:lang w:val="pt-PT"/>
-              </w:rPr>
-              <w:t xml:space="preserve"> </w:t>
-            </w:r>
-            <w:proofErr w:type="spellStart"/>
-            <w:r>
-              <w:rPr>
-                <w:rFonts w:ascii="Arial" w:eastAsia="Arial" w:hAnsi="Arial" w:cs="Arial"/>
-                <w:color w:val="000000" w:themeColor="text1"/>
-                <w:sz w:val="22"/>
-                <w:lang w:val="pt-PT"/>
-              </w:rPr>
-              <w:t>of</w:t>
-            </w:r>
-            <w:proofErr w:type="spellEnd"/>
-            <w:r>
-              <w:rPr>
-                <w:rFonts w:ascii="Arial" w:eastAsia="Arial" w:hAnsi="Arial" w:cs="Arial"/>
-                <w:color w:val="000000" w:themeColor="text1"/>
-                <w:sz w:val="22"/>
-                <w:lang w:val="pt-PT"/>
-              </w:rPr>
-              <w:t xml:space="preserve"> </w:t>
-            </w:r>
-            <w:proofErr w:type="spellStart"/>
-            <w:r>
-              <w:rPr>
-                <w:rFonts w:ascii="Arial" w:eastAsia="Arial" w:hAnsi="Arial" w:cs="Arial"/>
-                <w:color w:val="000000" w:themeColor="text1"/>
-                <w:sz w:val="22"/>
-                <w:lang w:val="pt-PT"/>
-              </w:rPr>
-              <w:t>the</w:t>
-            </w:r>
-            <w:proofErr w:type="spellEnd"/>
-            <w:r>
-              <w:rPr>
-                <w:rFonts w:ascii="Arial" w:eastAsia="Arial" w:hAnsi="Arial" w:cs="Arial"/>
-                <w:color w:val="000000" w:themeColor="text1"/>
-                <w:sz w:val="22"/>
-                <w:lang w:val="pt-PT"/>
-              </w:rPr>
-              <w:t xml:space="preserve"> </w:t>
+              <w:t xml:space="preserve">Name of the </w:t>
             </w:r>
             <w:r>
               <w:rPr>
@@ -10868,19 +10568,8 @@
                 <w:sz w:val="22"/>
                 <w:lang w:val="pt-PT"/>
               </w:rPr>
-              <w:t>_</w:t>
-            </w:r>
-            <w:proofErr w:type="spellStart"/>
-            <w:r>
-              <w:rPr>
-                <w:rFonts w:ascii="Arial" w:hAnsi="Arial" w:cs="Arial"/>
-                <w:color w:val="000000" w:themeColor="text1"/>
-                <w:sz w:val="22"/>
-                <w:lang w:val="pt-PT"/>
-              </w:rPr>
-              <w:t>coverge</w:t>
-            </w:r>
-            <w:proofErr w:type="spellEnd"/>
+              <w:t>_coverge</w:t>
+            </w:r>
           </w:p>
         </w:tc>
         <w:tc>
@@ -10925,7 +10614,6 @@
               </w:rPr>
               <w:t>_</w:t>
             </w:r>
-            <w:proofErr w:type="spellStart"/>
             <w:proofErr w:type="gramStart"/>
             <w:r>
               <w:rPr>
@@ -10955,7 +10643,6 @@
               </w:rPr>
               <w:t>_density</w:t>
             </w:r>
-            <w:proofErr w:type="spellEnd"/>
           </w:p>
         </w:tc>
         <w:tc>
@@ -10982,7 +10669,6 @@
                 <w:sz w:val="22"/>
               </w:rPr>
             </w:pPr>
-            <w:proofErr w:type="spellStart"/>
             <w:r>
               <w:rPr>
                 <w:rFonts w:ascii="Arial" w:eastAsia="Arial" w:hAnsi="Arial" w:cs="Arial"/>
@@ -10990,9 +10676,8 @@
                 <w:sz w:val="22"/>
                 <w:lang w:val="pt-PT"/>
               </w:rPr>
-              <w:t>Population_</w:t>
-            </w:r>
-            <w:proofErr w:type="gramStart"/>
+              <w:t>Population_coverage.</w:t>
+            </w:r>
             <w:r>
               <w:rPr>
                 <w:rFonts w:ascii="Arial" w:eastAsia="Arial" w:hAnsi="Arial" w:cs="Arial"/>
@@ -11000,37 +10685,17 @@
                 <w:sz w:val="22"/>
                 <w:lang w:val="pt-PT"/>
               </w:rPr>
-              <w:t>coverage.</w:t>
-            </w:r>
-            <w:r>
-              <w:rPr>
-                <w:rFonts w:ascii="Arial" w:eastAsia="Arial" w:hAnsi="Arial" w:cs="Arial"/>
+              <w:t>p</w:t>
+            </w:r>
+            <w:r>
+              <w:rPr>
+                <w:rFonts w:ascii="Arial" w:hAnsi="Arial" w:cs="Arial"/>
                 <w:color w:val="000000" w:themeColor="text1"/>
                 <w:sz w:val="22"/>
                 <w:lang w:val="pt-PT"/>
               </w:rPr>
-              <w:t>p</w:t>
-            </w:r>
-            <w:r>
-              <w:rPr>
-                <w:rFonts w:ascii="Arial" w:hAnsi="Arial" w:cs="Arial"/>
-                <w:color w:val="000000" w:themeColor="text1"/>
-                <w:sz w:val="22"/>
-                <w:lang w:val="pt-PT"/>
-              </w:rPr>
-              <w:t>olulation</w:t>
-            </w:r>
-            <w:proofErr w:type="gramEnd"/>
-            <w:r>
-              <w:rPr>
-                <w:rFonts w:ascii="Arial" w:hAnsi="Arial" w:cs="Arial"/>
-                <w:color w:val="000000" w:themeColor="text1"/>
-                <w:sz w:val="22"/>
-                <w:lang w:val="pt-PT"/>
-              </w:rPr>
-              <w:t>_density</w:t>
-            </w:r>
-            <w:proofErr w:type="spellEnd"/>
+              <w:t>olulation_density</w:t>
+            </w:r>
           </w:p>
         </w:tc>
         <w:tc>
@@ -11162,19 +10827,8 @@
                 <w:sz w:val="22"/>
                 <w:lang w:val="pt-PT"/>
               </w:rPr>
-              <w:t>_</w:t>
-            </w:r>
-            <w:proofErr w:type="spellStart"/>
-            <w:r>
-              <w:rPr>
-                <w:rFonts w:ascii="Arial" w:hAnsi="Arial" w:cs="Arial"/>
-                <w:color w:val="000000" w:themeColor="text1"/>
-                <w:sz w:val="22"/>
-                <w:lang w:val="pt-PT"/>
-              </w:rPr>
-              <w:t>coverge</w:t>
-            </w:r>
-            <w:proofErr w:type="spellEnd"/>
+              <w:t>_coverge</w:t>
+            </w:r>
           </w:p>
         </w:tc>
         <w:tc>
@@ -11219,7 +10873,6 @@
               </w:rPr>
               <w:t>_</w:t>
             </w:r>
-            <w:proofErr w:type="spellStart"/>
             <w:proofErr w:type="gramStart"/>
             <w:r>
               <w:rPr>
@@ -11249,7 +10902,6 @@
               </w:rPr>
               <w:t>_rank</w:t>
             </w:r>
-            <w:proofErr w:type="spellEnd"/>
           </w:p>
         </w:tc>
         <w:tc>
@@ -11276,7 +10928,6 @@
                 <w:sz w:val="22"/>
               </w:rPr>
             </w:pPr>
-            <w:proofErr w:type="spellStart"/>
             <w:r>
               <w:rPr>
                 <w:rFonts w:ascii="Arial" w:eastAsia="Arial" w:hAnsi="Arial" w:cs="Arial"/>
@@ -11284,29 +10935,17 @@
                 <w:sz w:val="22"/>
                 <w:lang w:val="pt-PT"/>
               </w:rPr>
-              <w:t>Population_</w:t>
-            </w:r>
-            <w:proofErr w:type="gramStart"/>
-            <w:r>
-              <w:rPr>
-                <w:rFonts w:ascii="Arial" w:eastAsia="Arial" w:hAnsi="Arial" w:cs="Arial"/>
+              <w:t>Population_coverage.</w:t>
+            </w:r>
+            <w:r>
+              <w:rPr>
+                <w:rFonts w:ascii="Arial" w:hAnsi="Arial" w:cs="Arial"/>
                 <w:color w:val="000000" w:themeColor="text1"/>
                 <w:sz w:val="22"/>
                 <w:lang w:val="pt-PT"/>
               </w:rPr>
-              <w:t>coverage.</w:t>
-            </w:r>
-            <w:r>
-              <w:rPr>
-                <w:rFonts w:ascii="Arial" w:hAnsi="Arial" w:cs="Arial"/>
-                <w:color w:val="000000" w:themeColor="text1"/>
-                <w:sz w:val="22"/>
-                <w:lang w:val="pt-PT"/>
-              </w:rPr>
               <w:t>rank</w:t>
             </w:r>
-            <w:proofErr w:type="spellEnd"/>
-            <w:proofErr w:type="gramEnd"/>
           </w:p>
         </w:tc>
         <w:tc>
@@ -11413,19 +11052,8 @@
                 <w:sz w:val="22"/>
                 <w:lang w:val="pt-PT"/>
               </w:rPr>
-              <w:t xml:space="preserve">Global </w:t>
-            </w:r>
-            <w:proofErr w:type="spellStart"/>
-            <w:r>
-              <w:rPr>
-                <w:rFonts w:ascii="Arial" w:eastAsia="Arial" w:hAnsi="Arial" w:cs="Arial"/>
-                <w:color w:val="000000" w:themeColor="text1"/>
-                <w:sz w:val="22"/>
-                <w:lang w:val="pt-PT"/>
-              </w:rPr>
-              <w:t>weatherRepository</w:t>
-            </w:r>
-            <w:proofErr w:type="spellEnd"/>
+              <w:t>Global weatherRepository</w:t>
+            </w:r>
           </w:p>
         </w:tc>
         <w:tc>
@@ -11460,9 +11088,8 @@
                 <w:sz w:val="22"/>
                 <w:lang w:val="pt-PT"/>
               </w:rPr>
-              <w:t xml:space="preserve">Global </w:t>
-            </w:r>
-            <w:proofErr w:type="spellStart"/>
+              <w:t>Global weatherRepository</w:t>
+            </w:r>
             <w:r>
               <w:rPr>
                 <w:rFonts w:ascii="Arial" w:eastAsia="Arial" w:hAnsi="Arial" w:cs="Arial"/>
@@ -11470,7 +11097,7 @@
                 <w:sz w:val="22"/>
                 <w:lang w:val="pt-PT"/>
               </w:rPr>
-              <w:t>weatherRepository</w:t>
+              <w:t>.</w:t>
             </w:r>
             <w:r>
               <w:rPr>
@@ -11479,18 +11106,8 @@
                 <w:sz w:val="22"/>
                 <w:lang w:val="pt-PT"/>
               </w:rPr>
-              <w:t>.</w:t>
-            </w:r>
-            <w:r>
-              <w:rPr>
-                <w:rFonts w:ascii="Arial" w:eastAsia="Arial" w:hAnsi="Arial" w:cs="Arial"/>
-                <w:color w:val="000000" w:themeColor="text1"/>
-                <w:sz w:val="22"/>
-                <w:lang w:val="pt-PT"/>
-              </w:rPr>
               <w:t>polulation_converge</w:t>
             </w:r>
-            <w:proofErr w:type="spellEnd"/>
           </w:p>
         </w:tc>
         <w:tc>
@@ -11517,7 +11134,6 @@
                 <w:sz w:val="22"/>
               </w:rPr>
             </w:pPr>
-            <w:proofErr w:type="spellStart"/>
             <w:r>
               <w:rPr>
                 <w:rFonts w:ascii="Arial" w:eastAsia="Arial" w:hAnsi="Arial" w:cs="Arial"/>
@@ -11525,9 +11141,8 @@
                 <w:sz w:val="22"/>
                 <w:lang w:val="pt-PT"/>
               </w:rPr>
-              <w:t>Population_coverage</w:t>
-            </w:r>
-            <w:proofErr w:type="spellEnd"/>
+              <w:t>Population_coverage.</w:t>
+            </w:r>
             <w:r>
               <w:rPr>
                 <w:rFonts w:ascii="Arial" w:eastAsia="Arial" w:hAnsi="Arial" w:cs="Arial"/>
@@ -11535,28 +11150,8 @@
                 <w:sz w:val="22"/>
                 <w:lang w:val="pt-PT"/>
               </w:rPr>
-              <w:t>.</w:t>
-            </w:r>
-            <w:r>
-              <w:rPr>
-                <w:rFonts w:ascii="Arial" w:eastAsia="Arial" w:hAnsi="Arial" w:cs="Arial"/>
-                <w:color w:val="000000" w:themeColor="text1"/>
-                <w:sz w:val="22"/>
-                <w:lang w:val="pt-PT"/>
-              </w:rPr>
-              <w:t xml:space="preserve"> </w:t>
-            </w:r>
-            <w:proofErr w:type="spellStart"/>
-            <w:r>
-              <w:rPr>
-                <w:rFonts w:ascii="Arial" w:eastAsia="Arial" w:hAnsi="Arial" w:cs="Arial"/>
-                <w:color w:val="000000" w:themeColor="text1"/>
-                <w:sz w:val="22"/>
-                <w:lang w:val="pt-PT"/>
-              </w:rPr>
-              <w:t>polulation_converge</w:t>
-            </w:r>
-            <w:proofErr w:type="spellEnd"/>
+              <w:t xml:space="preserve"> polulation_converge</w:t>
+            </w:r>
           </w:p>
         </w:tc>
         <w:tc>
@@ -11664,19 +11259,8 @@
                 <w:sz w:val="22"/>
                 <w:lang w:val="pt-PT"/>
               </w:rPr>
-              <w:t xml:space="preserve">Global </w:t>
-            </w:r>
-            <w:proofErr w:type="spellStart"/>
-            <w:r>
-              <w:rPr>
-                <w:rFonts w:ascii="Arial" w:eastAsia="Arial" w:hAnsi="Arial" w:cs="Arial"/>
-                <w:color w:val="000000" w:themeColor="text1"/>
-                <w:sz w:val="22"/>
-                <w:lang w:val="pt-PT"/>
-              </w:rPr>
-              <w:t>weatherRepository</w:t>
-            </w:r>
-            <w:proofErr w:type="spellEnd"/>
+              <w:t>Global weatherRepository</w:t>
+            </w:r>
           </w:p>
         </w:tc>
         <w:tc>
@@ -11908,19 +11492,8 @@
                 <w:sz w:val="22"/>
                 <w:lang w:val="pt-PT"/>
               </w:rPr>
-              <w:t>_</w:t>
-            </w:r>
-            <w:proofErr w:type="spellStart"/>
-            <w:r>
-              <w:rPr>
-                <w:rFonts w:ascii="Arial" w:hAnsi="Arial" w:cs="Arial"/>
-                <w:color w:val="000000" w:themeColor="text1"/>
-                <w:sz w:val="22"/>
-                <w:lang w:val="pt-PT"/>
-              </w:rPr>
-              <w:t>coverge</w:t>
-            </w:r>
-            <w:proofErr w:type="spellEnd"/>
+              <w:t>_coverge</w:t>
+            </w:r>
           </w:p>
         </w:tc>
         <w:tc>
@@ -11965,7 +11538,6 @@
               </w:rPr>
               <w:t>_</w:t>
             </w:r>
-            <w:proofErr w:type="spellStart"/>
             <w:r>
               <w:rPr>
                 <w:rFonts w:ascii="Arial" w:hAnsi="Arial" w:cs="Arial"/>
@@ -11973,17 +11545,7 @@
                 <w:sz w:val="22"/>
                 <w:lang w:val="pt-PT"/>
               </w:rPr>
-              <w:t>coverge</w:t>
-            </w:r>
-            <w:proofErr w:type="spellEnd"/>
-            <w:r>
-              <w:rPr>
-                <w:rFonts w:ascii="Arial" w:hAnsi="Arial" w:cs="Arial"/>
-                <w:color w:val="000000" w:themeColor="text1"/>
-                <w:sz w:val="22"/>
-                <w:lang w:val="pt-PT"/>
-              </w:rPr>
-              <w:t>. area</w:t>
+              <w:t>coverge. area</w:t>
             </w:r>
             <w:r>
               <w:rPr>
@@ -12020,7 +11582,6 @@
                 <w:sz w:val="22"/>
               </w:rPr>
             </w:pPr>
-            <w:proofErr w:type="spellStart"/>
             <w:r>
               <w:rPr>
                 <w:rFonts w:ascii="Arial" w:eastAsia="Arial" w:hAnsi="Arial" w:cs="Arial"/>
@@ -12028,17 +11589,7 @@
                 <w:sz w:val="22"/>
                 <w:lang w:val="pt-PT"/>
               </w:rPr>
-              <w:t>Location</w:t>
-            </w:r>
-            <w:proofErr w:type="spellEnd"/>
-            <w:r>
-              <w:rPr>
-                <w:rFonts w:ascii="Arial" w:eastAsia="Arial" w:hAnsi="Arial" w:cs="Arial"/>
-                <w:color w:val="000000" w:themeColor="text1"/>
-                <w:sz w:val="22"/>
-                <w:lang w:val="pt-PT"/>
-              </w:rPr>
-              <w:t>.</w:t>
+              <w:t>Location.</w:t>
             </w:r>
             <w:r>
               <w:rPr>
@@ -12164,19 +11715,8 @@
                 <w:sz w:val="22"/>
                 <w:lang w:val="pt-PT"/>
               </w:rPr>
-              <w:t>_</w:t>
-            </w:r>
-            <w:proofErr w:type="spellStart"/>
-            <w:r>
-              <w:rPr>
-                <w:rFonts w:ascii="Arial" w:hAnsi="Arial" w:cs="Arial"/>
-                <w:color w:val="000000" w:themeColor="text1"/>
-                <w:sz w:val="22"/>
-                <w:lang w:val="pt-PT"/>
-              </w:rPr>
-              <w:t>coverge</w:t>
-            </w:r>
-            <w:proofErr w:type="spellEnd"/>
+              <w:t>_coverge</w:t>
+            </w:r>
           </w:p>
         </w:tc>
         <w:tc>
@@ -12205,7 +11745,6 @@
                 <w:lang w:val="pt-PT"/>
               </w:rPr>
             </w:pPr>
-            <w:proofErr w:type="spellStart"/>
             <w:r>
               <w:rPr>
                 <w:rFonts w:ascii="Arial" w:hAnsi="Arial" w:cs="Arial"/>
@@ -12215,7 +11754,6 @@
               </w:rPr>
               <w:t>continent</w:t>
             </w:r>
-            <w:proofErr w:type="spellEnd"/>
           </w:p>
         </w:tc>
         <w:tc>
@@ -12242,7 +11780,6 @@
                 <w:sz w:val="22"/>
               </w:rPr>
             </w:pPr>
-            <w:proofErr w:type="spellStart"/>
             <w:r>
               <w:rPr>
                 <w:rFonts w:ascii="Arial" w:eastAsia="Arial" w:hAnsi="Arial" w:cs="Arial"/>
@@ -12250,38 +11787,17 @@
                 <w:sz w:val="22"/>
                 <w:lang w:val="pt-PT"/>
               </w:rPr>
-              <w:t>Location</w:t>
-            </w:r>
-            <w:proofErr w:type="spellEnd"/>
-            <w:r>
-              <w:rPr>
-                <w:rFonts w:ascii="Arial" w:eastAsia="Arial" w:hAnsi="Arial" w:cs="Arial"/>
+              <w:t>Location.</w:t>
+            </w:r>
+            <w:r>
+              <w:rPr>
+                <w:rFonts w:ascii="Arial" w:hAnsi="Arial" w:cs="Arial"/>
                 <w:color w:val="000000" w:themeColor="text1"/>
                 <w:sz w:val="22"/>
                 <w:lang w:val="pt-PT"/>
               </w:rPr>
-              <w:t>.</w:t>
-            </w:r>
-            <w:r>
-              <w:rPr>
-                <w:rFonts w:ascii="Arial" w:hAnsi="Arial" w:cs="Arial"/>
-                <w:color w:val="000000" w:themeColor="text1"/>
-                <w:sz w:val="22"/>
-                <w:lang w:val="pt-PT"/>
-              </w:rPr>
-              <w:t xml:space="preserve"> </w:t>
-            </w:r>
-            <w:proofErr w:type="spellStart"/>
-            <w:r>
-              <w:rPr>
-                <w:rFonts w:ascii="Arial" w:hAnsi="Arial" w:cs="Arial"/>
-                <w:color w:val="000000" w:themeColor="text1"/>
-                <w:sz w:val="22"/>
-                <w:lang w:val="pt-PT"/>
-              </w:rPr>
-              <w:t>continent</w:t>
-            </w:r>
-            <w:proofErr w:type="spellEnd"/>
+              <w:t xml:space="preserve"> continent</w:t>
+            </w:r>
           </w:p>
         </w:tc>
         <w:tc>
@@ -12389,19 +11905,8 @@
                 <w:sz w:val="22"/>
                 <w:lang w:val="pt-PT"/>
               </w:rPr>
-              <w:t xml:space="preserve">Global </w:t>
-            </w:r>
-            <w:proofErr w:type="spellStart"/>
-            <w:r>
-              <w:rPr>
-                <w:rFonts w:ascii="Arial" w:eastAsia="Arial" w:hAnsi="Arial" w:cs="Arial"/>
-                <w:color w:val="000000" w:themeColor="text1"/>
-                <w:sz w:val="22"/>
-                <w:lang w:val="pt-PT"/>
-              </w:rPr>
-              <w:t>weatherRepository</w:t>
-            </w:r>
-            <w:proofErr w:type="spellEnd"/>
+              <w:t>Global weatherRepository</w:t>
+            </w:r>
           </w:p>
         </w:tc>
         <w:tc>
@@ -12437,9 +11942,8 @@
                 <w:sz w:val="22"/>
                 <w:lang w:val="pt-PT"/>
               </w:rPr>
-              <w:t xml:space="preserve">Global </w:t>
-            </w:r>
-            <w:proofErr w:type="spellStart"/>
+              <w:t>Global weatherRepository.la</w:t>
+            </w:r>
             <w:r>
               <w:rPr>
                 <w:rFonts w:ascii="Arial" w:eastAsia="Arial" w:hAnsi="Arial" w:cs="Arial"/>
@@ -12447,18 +11951,8 @@
                 <w:sz w:val="22"/>
                 <w:lang w:val="pt-PT"/>
               </w:rPr>
-              <w:t>weatherRepository.la</w:t>
-            </w:r>
-            <w:r>
-              <w:rPr>
-                <w:rFonts w:ascii="Arial" w:eastAsia="Arial" w:hAnsi="Arial" w:cs="Arial"/>
-                <w:color w:val="000000" w:themeColor="text1"/>
-                <w:sz w:val="22"/>
-                <w:lang w:val="pt-PT"/>
-              </w:rPr>
               <w:t>titude</w:t>
             </w:r>
-            <w:proofErr w:type="spellEnd"/>
           </w:p>
         </w:tc>
         <w:tc>
@@ -12486,7 +11980,6 @@
                 <w:lang w:val="pt-PT"/>
               </w:rPr>
             </w:pPr>
-            <w:proofErr w:type="spellStart"/>
             <w:r>
               <w:rPr>
                 <w:rFonts w:ascii="Arial" w:eastAsia="Arial" w:hAnsi="Arial" w:cs="Arial"/>
@@ -12496,7 +11989,6 @@
               </w:rPr>
               <w:t>Location.latitude</w:t>
             </w:r>
-            <w:proofErr w:type="spellEnd"/>
           </w:p>
         </w:tc>
         <w:tc>
@@ -12615,19 +12107,8 @@
                 <w:sz w:val="22"/>
                 <w:lang w:val="pt-PT"/>
               </w:rPr>
-              <w:t xml:space="preserve">Global </w:t>
-            </w:r>
-            <w:proofErr w:type="spellStart"/>
-            <w:r>
-              <w:rPr>
-                <w:rFonts w:ascii="Arial" w:eastAsia="Arial" w:hAnsi="Arial" w:cs="Arial"/>
-                <w:color w:val="000000" w:themeColor="text1"/>
-                <w:sz w:val="22"/>
-                <w:lang w:val="pt-PT"/>
-              </w:rPr>
-              <w:t>weatherRepository</w:t>
-            </w:r>
-            <w:proofErr w:type="spellEnd"/>
+              <w:t>Global weatherRepository</w:t>
+            </w:r>
           </w:p>
         </w:tc>
         <w:tc>
@@ -12663,9 +12144,8 @@
                 <w:sz w:val="22"/>
                 <w:lang w:val="pt-PT"/>
               </w:rPr>
-              <w:t xml:space="preserve">Global </w:t>
-            </w:r>
-            <w:proofErr w:type="spellStart"/>
+              <w:t>Global weatherRepository</w:t>
+            </w:r>
             <w:r>
               <w:rPr>
                 <w:rFonts w:ascii="Arial" w:eastAsia="Arial" w:hAnsi="Arial" w:cs="Arial"/>
@@ -12673,18 +12153,8 @@
                 <w:sz w:val="22"/>
                 <w:lang w:val="pt-PT"/>
               </w:rPr>
-              <w:t>weatherRepository</w:t>
-            </w:r>
-            <w:r>
-              <w:rPr>
-                <w:rFonts w:ascii="Arial" w:eastAsia="Arial" w:hAnsi="Arial" w:cs="Arial"/>
-                <w:color w:val="000000" w:themeColor="text1"/>
-                <w:sz w:val="22"/>
-                <w:lang w:val="pt-PT"/>
-              </w:rPr>
               <w:t>.longitude</w:t>
             </w:r>
-            <w:proofErr w:type="spellEnd"/>
           </w:p>
         </w:tc>
         <w:tc>
@@ -12712,7 +12182,6 @@
                 <w:lang w:val="pt-PT"/>
               </w:rPr>
             </w:pPr>
-            <w:proofErr w:type="spellStart"/>
             <w:r>
               <w:rPr>
                 <w:rFonts w:ascii="Arial" w:eastAsia="Arial" w:hAnsi="Arial" w:cs="Arial"/>
@@ -12722,7 +12191,6 @@
               </w:rPr>
               <w:t>Location.longitude</w:t>
             </w:r>
-            <w:proofErr w:type="spellEnd"/>
           </w:p>
         </w:tc>
         <w:tc>
@@ -12922,7 +12390,6 @@
                 <w:lang w:val="pt-PT"/>
               </w:rPr>
             </w:pPr>
-            <w:proofErr w:type="spellStart"/>
             <w:r>
               <w:rPr>
                 <w:rFonts w:ascii="Arial" w:eastAsia="Arial" w:hAnsi="Arial" w:cs="Arial"/>
@@ -12932,7 +12399,6 @@
               </w:rPr>
               <w:t>Location.Region</w:t>
             </w:r>
-            <w:proofErr w:type="spellEnd"/>
           </w:p>
         </w:tc>
         <w:tc>
@@ -13011,7 +12477,7 @@
         <w:widowControl/>
         <w:jc w:val="left"/>
         <w:rPr>
-          <w:rStyle w:val="a8"/>
+          <w:rStyle w:val="Strong"/>
         </w:rPr>
       </w:pPr>
     </w:p>
@@ -13020,12 +12486,12 @@
         <w:widowControl/>
         <w:jc w:val="left"/>
         <w:rPr>
-          <w:rStyle w:val="a8"/>
-        </w:rPr>
-      </w:pPr>
-      <w:r>
-        <w:rPr>
-          <w:rStyle w:val="a8"/>
+          <w:rStyle w:val="Strong"/>
+        </w:rPr>
+      </w:pPr>
+      <w:r>
+        <w:rPr>
+          <w:rStyle w:val="Strong"/>
         </w:rPr>
         <w:br w:type="page"/>
       </w:r>
@@ -13035,12 +12501,12 @@
         <w:widowControl/>
         <w:jc w:val="left"/>
         <w:rPr>
-          <w:rStyle w:val="a8"/>
-        </w:rPr>
-      </w:pPr>
-      <w:r>
-        <w:rPr>
-          <w:rStyle w:val="a8"/>
+          <w:rStyle w:val="Strong"/>
+        </w:rPr>
+      </w:pPr>
+      <w:r>
+        <w:rPr>
+          <w:rStyle w:val="Strong"/>
           <w:rFonts w:hint="eastAsia"/>
         </w:rPr>
         <w:lastRenderedPageBreak/>
@@ -13052,7 +12518,7 @@
         <w:widowControl/>
         <w:jc w:val="left"/>
         <w:rPr>
-          <w:rStyle w:val="a8"/>
+          <w:rStyle w:val="Strong"/>
         </w:rPr>
       </w:pPr>
     </w:p>
@@ -13061,7 +12527,7 @@
         <w:widowControl/>
         <w:jc w:val="left"/>
         <w:rPr>
-          <w:rStyle w:val="a8"/>
+          <w:rStyle w:val="Strong"/>
         </w:rPr>
       </w:pPr>
       <w:r>
@@ -13176,7 +12642,7 @@
         </w:tcPr>
         <w:p>
           <w:pPr>
-            <w:pStyle w:val="ad"/>
+            <w:pStyle w:val="Header"/>
             <w:ind w:left="-115"/>
             <w:jc w:val="left"/>
           </w:pPr>
@@ -13188,7 +12654,7 @@
         </w:tcPr>
         <w:p>
           <w:pPr>
-            <w:pStyle w:val="ad"/>
+            <w:pStyle w:val="Header"/>
           </w:pPr>
         </w:p>
       </w:tc>
@@ -13198,7 +12664,7 @@
         </w:tcPr>
         <w:p>
           <w:pPr>
-            <w:pStyle w:val="ad"/>
+            <w:pStyle w:val="Header"/>
             <w:ind w:right="-115"/>
             <w:jc w:val="right"/>
           </w:pPr>
@@ -13208,7 +12674,7 @@
   </w:tbl>
   <w:p>
     <w:pPr>
-      <w:pStyle w:val="af"/>
+      <w:pStyle w:val="Footer"/>
     </w:pPr>
   </w:p>
 </w:ftr>
@@ -13259,7 +12725,7 @@
         </w:tcPr>
         <w:p>
           <w:pPr>
-            <w:pStyle w:val="ad"/>
+            <w:pStyle w:val="Header"/>
             <w:ind w:left="-115"/>
             <w:jc w:val="left"/>
           </w:pPr>
@@ -13271,7 +12737,7 @@
         </w:tcPr>
         <w:p>
           <w:pPr>
-            <w:pStyle w:val="ad"/>
+            <w:pStyle w:val="Header"/>
           </w:pPr>
         </w:p>
       </w:tc>
@@ -13281,7 +12747,7 @@
         </w:tcPr>
         <w:p>
           <w:pPr>
-            <w:pStyle w:val="ad"/>
+            <w:pStyle w:val="Header"/>
             <w:ind w:right="-115"/>
             <w:jc w:val="right"/>
           </w:pPr>
@@ -13291,7 +12757,7 @@
   </w:tbl>
   <w:p>
     <w:pPr>
-      <w:pStyle w:val="ad"/>
+      <w:pStyle w:val="Header"/>
     </w:pPr>
   </w:p>
 </w:hdr>
@@ -13689,7 +13155,7 @@
     <w:lsdException w:name="Unresolved Mention" w:semiHidden="1" w:unhideWhenUsed="1"/>
     <w:lsdException w:name="Smart Link" w:semiHidden="1" w:unhideWhenUsed="1"/>
   </w:latentStyles>
-  <w:style w:type="paragraph" w:default="1" w:styleId="a">
+  <w:style w:type="paragraph" w:default="1" w:styleId="Normal">
     <w:name w:val="Normal"/>
     <w:qFormat/>
     <w:rsid w:val="009A0D97"/>
@@ -13698,10 +13164,10 @@
       <w:jc w:val="both"/>
     </w:pPr>
   </w:style>
-  <w:style w:type="paragraph" w:styleId="1">
+  <w:style w:type="paragraph" w:styleId="Heading1">
     <w:name w:val="heading 1"/>
-    <w:basedOn w:val="a"/>
-    <w:next w:val="a"/>
+    <w:basedOn w:val="Normal"/>
+    <w:next w:val="Normal"/>
     <w:uiPriority w:val="9"/>
     <w:qFormat/>
     <w:rsid w:val="000E1C2B"/>
@@ -13718,10 +13184,10 @@
       <w:szCs w:val="48"/>
     </w:rPr>
   </w:style>
-  <w:style w:type="paragraph" w:styleId="2">
+  <w:style w:type="paragraph" w:styleId="Heading2">
     <w:name w:val="heading 2"/>
-    <w:basedOn w:val="a"/>
-    <w:next w:val="a"/>
+    <w:basedOn w:val="Normal"/>
+    <w:next w:val="Normal"/>
     <w:uiPriority w:val="9"/>
     <w:unhideWhenUsed/>
     <w:qFormat/>
@@ -13739,10 +13205,10 @@
       <w:szCs w:val="40"/>
     </w:rPr>
   </w:style>
-  <w:style w:type="paragraph" w:styleId="3">
+  <w:style w:type="paragraph" w:styleId="Heading3">
     <w:name w:val="heading 3"/>
-    <w:basedOn w:val="a"/>
-    <w:next w:val="a"/>
+    <w:basedOn w:val="Normal"/>
+    <w:next w:val="Normal"/>
     <w:uiPriority w:val="9"/>
     <w:unhideWhenUsed/>
     <w:qFormat/>
@@ -13760,10 +13226,10 @@
       <w:szCs w:val="32"/>
     </w:rPr>
   </w:style>
-  <w:style w:type="paragraph" w:styleId="4">
+  <w:style w:type="paragraph" w:styleId="Heading4">
     <w:name w:val="heading 4"/>
-    <w:basedOn w:val="a"/>
-    <w:next w:val="a"/>
+    <w:basedOn w:val="Normal"/>
+    <w:next w:val="Normal"/>
     <w:uiPriority w:val="9"/>
     <w:unhideWhenUsed/>
     <w:qFormat/>
@@ -13781,10 +13247,10 @@
       <w:szCs w:val="28"/>
     </w:rPr>
   </w:style>
-  <w:style w:type="paragraph" w:styleId="5">
+  <w:style w:type="paragraph" w:styleId="Heading5">
     <w:name w:val="heading 5"/>
-    <w:basedOn w:val="a"/>
-    <w:next w:val="a"/>
+    <w:basedOn w:val="Normal"/>
+    <w:next w:val="Normal"/>
     <w:uiPriority w:val="9"/>
     <w:semiHidden/>
     <w:unhideWhenUsed/>
@@ -13803,10 +13269,10 @@
       <w:szCs w:val="24"/>
     </w:rPr>
   </w:style>
-  <w:style w:type="paragraph" w:styleId="6">
+  <w:style w:type="paragraph" w:styleId="Heading6">
     <w:name w:val="heading 6"/>
-    <w:basedOn w:val="a"/>
-    <w:next w:val="a"/>
+    <w:basedOn w:val="Normal"/>
+    <w:next w:val="Normal"/>
     <w:uiPriority w:val="9"/>
     <w:semiHidden/>
     <w:unhideWhenUsed/>
@@ -13825,10 +13291,10 @@
       <w:color w:val="2F5496" w:themeColor="accent1" w:themeShade="BF"/>
     </w:rPr>
   </w:style>
-  <w:style w:type="paragraph" w:styleId="7">
+  <w:style w:type="paragraph" w:styleId="Heading7">
     <w:name w:val="heading 7"/>
-    <w:basedOn w:val="a"/>
-    <w:next w:val="a"/>
+    <w:basedOn w:val="Normal"/>
+    <w:next w:val="Normal"/>
     <w:uiPriority w:val="9"/>
     <w:semiHidden/>
     <w:unhideWhenUsed/>
@@ -13847,10 +13313,10 @@
       <w:color w:val="595959" w:themeColor="text1" w:themeTint="A6"/>
     </w:rPr>
   </w:style>
-  <w:style w:type="paragraph" w:styleId="8">
+  <w:style w:type="paragraph" w:styleId="Heading8">
     <w:name w:val="heading 8"/>
-    <w:basedOn w:val="a"/>
-    <w:next w:val="a"/>
+    <w:basedOn w:val="Normal"/>
+    <w:next w:val="Normal"/>
     <w:uiPriority w:val="9"/>
     <w:semiHidden/>
     <w:unhideWhenUsed/>
@@ -13866,10 +13332,10 @@
       <w:color w:val="595959" w:themeColor="text1" w:themeTint="A6"/>
     </w:rPr>
   </w:style>
-  <w:style w:type="paragraph" w:styleId="9">
+  <w:style w:type="paragraph" w:styleId="Heading9">
     <w:name w:val="heading 9"/>
-    <w:basedOn w:val="a"/>
-    <w:next w:val="a"/>
+    <w:basedOn w:val="Normal"/>
+    <w:next w:val="Normal"/>
     <w:uiPriority w:val="9"/>
     <w:semiHidden/>
     <w:unhideWhenUsed/>
@@ -13885,13 +13351,13 @@
       <w:color w:val="595959" w:themeColor="text1" w:themeTint="A6"/>
     </w:rPr>
   </w:style>
-  <w:style w:type="character" w:default="1" w:styleId="a0">
+  <w:style w:type="character" w:default="1" w:styleId="DefaultParagraphFont">
     <w:name w:val="Default Paragraph Font"/>
     <w:uiPriority w:val="1"/>
     <w:semiHidden/>
     <w:unhideWhenUsed/>
   </w:style>
-  <w:style w:type="table" w:default="1" w:styleId="a1">
+  <w:style w:type="table" w:default="1" w:styleId="TableNormal">
     <w:name w:val="Normal Table"/>
     <w:uiPriority w:val="99"/>
     <w:semiHidden/>
@@ -13906,7 +13372,7 @@
       </w:tblCellMar>
     </w:tblPr>
   </w:style>
-  <w:style w:type="numbering" w:default="1" w:styleId="a2">
+  <w:style w:type="numbering" w:default="1" w:styleId="NoList">
     <w:name w:val="No List"/>
     <w:uiPriority w:val="99"/>
     <w:semiHidden/>
@@ -13928,9 +13394,9 @@
       </w:tblCellMar>
     </w:tblPr>
   </w:style>
-  <w:style w:type="paragraph" w:styleId="a3">
+  <w:style w:type="paragraph" w:styleId="ListParagraph">
     <w:name w:val="List Paragraph"/>
-    <w:basedOn w:val="a"/>
+    <w:basedOn w:val="Normal"/>
     <w:uiPriority w:val="34"/>
     <w:qFormat/>
     <w:rsid w:val="000E1C2B"/>
@@ -13939,9 +13405,9 @@
       <w:contextualSpacing/>
     </w:pPr>
   </w:style>
-  <w:style w:type="character" w:styleId="a4">
+  <w:style w:type="character" w:styleId="IntenseEmphasis">
     <w:name w:val="Intense Emphasis"/>
-    <w:basedOn w:val="a0"/>
+    <w:basedOn w:val="DefaultParagraphFont"/>
     <w:uiPriority w:val="21"/>
     <w:qFormat/>
     <w:rsid w:val="000E1C2B"/>
@@ -13951,9 +13417,9 @@
       <w:color w:val="2F5496" w:themeColor="accent1" w:themeShade="BF"/>
     </w:rPr>
   </w:style>
-  <w:style w:type="character" w:styleId="a5">
+  <w:style w:type="character" w:styleId="IntenseReference">
     <w:name w:val="Intense Reference"/>
-    <w:basedOn w:val="a0"/>
+    <w:basedOn w:val="DefaultParagraphFont"/>
     <w:uiPriority w:val="32"/>
     <w:qFormat/>
     <w:rsid w:val="000E1C2B"/>
@@ -13965,9 +13431,9 @@
       <w:spacing w:val="5"/>
     </w:rPr>
   </w:style>
-  <w:style w:type="character" w:styleId="a6">
+  <w:style w:type="character" w:styleId="Hyperlink">
     <w:name w:val="Hyperlink"/>
-    <w:basedOn w:val="a0"/>
+    <w:basedOn w:val="DefaultParagraphFont"/>
     <w:uiPriority w:val="99"/>
     <w:unhideWhenUsed/>
     <w:rsid w:val="000D4254"/>
@@ -13976,9 +13442,9 @@
       <w:u w:val="single"/>
     </w:rPr>
   </w:style>
-  <w:style w:type="character" w:styleId="a7">
+  <w:style w:type="character" w:styleId="UnresolvedMention">
     <w:name w:val="Unresolved Mention"/>
-    <w:basedOn w:val="a0"/>
+    <w:basedOn w:val="DefaultParagraphFont"/>
     <w:uiPriority w:val="99"/>
     <w:semiHidden/>
     <w:unhideWhenUsed/>
@@ -13988,9 +13454,9 @@
       <w:shd w:val="clear" w:color="auto" w:fill="E1DFDD"/>
     </w:rPr>
   </w:style>
-  <w:style w:type="character" w:styleId="a8">
+  <w:style w:type="character" w:styleId="Strong">
     <w:name w:val="Strong"/>
-    <w:basedOn w:val="a0"/>
+    <w:basedOn w:val="DefaultParagraphFont"/>
     <w:uiPriority w:val="22"/>
     <w:qFormat/>
     <w:rsid w:val="00404129"/>
@@ -13999,9 +13465,9 @@
       <w:bCs/>
     </w:rPr>
   </w:style>
-  <w:style w:type="character" w:customStyle="1" w:styleId="10">
+  <w:style w:type="character" w:customStyle="1" w:styleId="1">
     <w:name w:val="标题 1 字符"/>
-    <w:basedOn w:val="a0"/>
+    <w:basedOn w:val="DefaultParagraphFont"/>
     <w:uiPriority w:val="9"/>
     <w:rsid w:val="0000672C"/>
     <w:rPr>
@@ -14011,9 +13477,9 @@
       <w:szCs w:val="48"/>
     </w:rPr>
   </w:style>
-  <w:style w:type="character" w:customStyle="1" w:styleId="20">
+  <w:style w:type="character" w:customStyle="1" w:styleId="2">
     <w:name w:val="标题 2 字符"/>
-    <w:basedOn w:val="a0"/>
+    <w:basedOn w:val="DefaultParagraphFont"/>
     <w:uiPriority w:val="9"/>
     <w:rsid w:val="0000672C"/>
     <w:rPr>
@@ -14023,9 +13489,9 @@
       <w:szCs w:val="40"/>
     </w:rPr>
   </w:style>
-  <w:style w:type="character" w:customStyle="1" w:styleId="30">
+  <w:style w:type="character" w:customStyle="1" w:styleId="3">
     <w:name w:val="标题 3 字符"/>
-    <w:basedOn w:val="a0"/>
+    <w:basedOn w:val="DefaultParagraphFont"/>
     <w:uiPriority w:val="9"/>
     <w:semiHidden/>
     <w:rsid w:val="0000672C"/>
@@ -14036,9 +13502,9 @@
       <w:szCs w:val="32"/>
     </w:rPr>
   </w:style>
-  <w:style w:type="character" w:customStyle="1" w:styleId="40">
+  <w:style w:type="character" w:customStyle="1" w:styleId="4">
     <w:name w:val="标题 4 字符"/>
-    <w:basedOn w:val="a0"/>
+    <w:basedOn w:val="DefaultParagraphFont"/>
     <w:uiPriority w:val="9"/>
     <w:rsid w:val="0000672C"/>
     <w:rPr>
@@ -14048,9 +13514,9 @@
       <w:szCs w:val="28"/>
     </w:rPr>
   </w:style>
-  <w:style w:type="character" w:customStyle="1" w:styleId="50">
+  <w:style w:type="character" w:customStyle="1" w:styleId="5">
     <w:name w:val="标题 5 字符"/>
-    <w:basedOn w:val="a0"/>
+    <w:basedOn w:val="DefaultParagraphFont"/>
     <w:uiPriority w:val="9"/>
     <w:semiHidden/>
     <w:rsid w:val="0000672C"/>
@@ -14061,9 +13527,9 @@
       <w:szCs w:val="24"/>
     </w:rPr>
   </w:style>
-  <w:style w:type="character" w:customStyle="1" w:styleId="60">
+  <w:style w:type="character" w:customStyle="1" w:styleId="6">
     <w:name w:val="标题 6 字符"/>
-    <w:basedOn w:val="a0"/>
+    <w:basedOn w:val="DefaultParagraphFont"/>
     <w:uiPriority w:val="9"/>
     <w:semiHidden/>
     <w:rsid w:val="0000672C"/>
@@ -14074,9 +13540,9 @@
       <w:color w:val="2F5496" w:themeColor="accent1" w:themeShade="BF"/>
     </w:rPr>
   </w:style>
-  <w:style w:type="character" w:customStyle="1" w:styleId="70">
+  <w:style w:type="character" w:customStyle="1" w:styleId="7">
     <w:name w:val="标题 7 字符"/>
-    <w:basedOn w:val="a0"/>
+    <w:basedOn w:val="DefaultParagraphFont"/>
     <w:uiPriority w:val="9"/>
     <w:semiHidden/>
     <w:rsid w:val="0000672C"/>
@@ -14087,9 +13553,9 @@
       <w:color w:val="595959" w:themeColor="text1" w:themeTint="A6"/>
     </w:rPr>
   </w:style>
-  <w:style w:type="character" w:customStyle="1" w:styleId="80">
+  <w:style w:type="character" w:customStyle="1" w:styleId="8">
     <w:name w:val="标题 8 字符"/>
-    <w:basedOn w:val="a0"/>
+    <w:basedOn w:val="DefaultParagraphFont"/>
     <w:uiPriority w:val="9"/>
     <w:semiHidden/>
     <w:rsid w:val="0000672C"/>
@@ -14098,9 +13564,9 @@
       <w:color w:val="595959" w:themeColor="text1" w:themeTint="A6"/>
     </w:rPr>
   </w:style>
-  <w:style w:type="character" w:customStyle="1" w:styleId="90">
+  <w:style w:type="character" w:customStyle="1" w:styleId="9">
     <w:name w:val="标题 9 字符"/>
-    <w:basedOn w:val="a0"/>
+    <w:basedOn w:val="DefaultParagraphFont"/>
     <w:uiPriority w:val="9"/>
     <w:semiHidden/>
     <w:rsid w:val="0000672C"/>
@@ -14109,9 +13575,9 @@
       <w:color w:val="595959" w:themeColor="text1" w:themeTint="A6"/>
     </w:rPr>
   </w:style>
-  <w:style w:type="character" w:customStyle="1" w:styleId="a9">
+  <w:style w:type="character" w:customStyle="1" w:styleId="a">
     <w:name w:val="标题 字符"/>
-    <w:basedOn w:val="a0"/>
+    <w:basedOn w:val="DefaultParagraphFont"/>
     <w:uiPriority w:val="10"/>
     <w:rsid w:val="0000672C"/>
     <w:rPr>
@@ -14122,9 +13588,9 @@
       <w:szCs w:val="56"/>
     </w:rPr>
   </w:style>
-  <w:style w:type="character" w:customStyle="1" w:styleId="aa">
+  <w:style w:type="character" w:customStyle="1" w:styleId="a0">
     <w:name w:val="副标题 字符"/>
-    <w:basedOn w:val="a0"/>
+    <w:basedOn w:val="DefaultParagraphFont"/>
     <w:uiPriority w:val="11"/>
     <w:rsid w:val="0000672C"/>
     <w:rPr>
@@ -14135,9 +13601,9 @@
       <w:szCs w:val="28"/>
     </w:rPr>
   </w:style>
-  <w:style w:type="character" w:customStyle="1" w:styleId="ab">
+  <w:style w:type="character" w:customStyle="1" w:styleId="a1">
     <w:name w:val="引用 字符"/>
-    <w:basedOn w:val="a0"/>
+    <w:basedOn w:val="DefaultParagraphFont"/>
     <w:uiPriority w:val="29"/>
     <w:rsid w:val="0000672C"/>
     <w:rPr>
@@ -14146,9 +13612,9 @@
       <w:color w:val="404040" w:themeColor="text1" w:themeTint="BF"/>
     </w:rPr>
   </w:style>
-  <w:style w:type="character" w:customStyle="1" w:styleId="ac">
+  <w:style w:type="character" w:customStyle="1" w:styleId="a2">
     <w:name w:val="明显引用 字符"/>
-    <w:basedOn w:val="a0"/>
+    <w:basedOn w:val="DefaultParagraphFont"/>
     <w:uiPriority w:val="30"/>
     <w:rsid w:val="0000672C"/>
     <w:rPr>
@@ -14157,10 +13623,10 @@
       <w:color w:val="2F5496" w:themeColor="accent1" w:themeShade="BF"/>
     </w:rPr>
   </w:style>
-  <w:style w:type="paragraph" w:styleId="ad">
+  <w:style w:type="paragraph" w:styleId="Header">
     <w:name w:val="header"/>
-    <w:basedOn w:val="a"/>
-    <w:link w:val="ae"/>
+    <w:basedOn w:val="Normal"/>
+    <w:link w:val="HeaderChar"/>
     <w:uiPriority w:val="99"/>
     <w:unhideWhenUsed/>
     <w:rsid w:val="008F081C"/>
@@ -14177,10 +13643,10 @@
       <w:szCs w:val="18"/>
     </w:rPr>
   </w:style>
-  <w:style w:type="character" w:customStyle="1" w:styleId="ae">
-    <w:name w:val="页眉 字符"/>
-    <w:basedOn w:val="a0"/>
-    <w:link w:val="ad"/>
+  <w:style w:type="character" w:customStyle="1" w:styleId="HeaderChar">
+    <w:name w:val="Header Char"/>
+    <w:basedOn w:val="DefaultParagraphFont"/>
+    <w:link w:val="Header"/>
     <w:uiPriority w:val="99"/>
     <w:rsid w:val="008F081C"/>
     <w:rPr>
@@ -14188,10 +13654,10 @@
       <w:szCs w:val="18"/>
     </w:rPr>
   </w:style>
-  <w:style w:type="paragraph" w:styleId="af">
+  <w:style w:type="paragraph" w:styleId="Footer">
     <w:name w:val="footer"/>
-    <w:basedOn w:val="a"/>
-    <w:link w:val="af0"/>
+    <w:basedOn w:val="Normal"/>
+    <w:link w:val="FooterChar"/>
     <w:uiPriority w:val="99"/>
     <w:unhideWhenUsed/>
     <w:rsid w:val="008F081C"/>
@@ -14208,10 +13674,10 @@
       <w:szCs w:val="18"/>
     </w:rPr>
   </w:style>
-  <w:style w:type="character" w:customStyle="1" w:styleId="af0">
-    <w:name w:val="页脚 字符"/>
-    <w:basedOn w:val="a0"/>
-    <w:link w:val="af"/>
+  <w:style w:type="character" w:customStyle="1" w:styleId="FooterChar">
+    <w:name w:val="Footer Char"/>
+    <w:basedOn w:val="DefaultParagraphFont"/>
+    <w:link w:val="Footer"/>
     <w:uiPriority w:val="99"/>
     <w:rsid w:val="008F081C"/>
     <w:rPr>
@@ -14219,9 +13685,9 @@
       <w:szCs w:val="18"/>
     </w:rPr>
   </w:style>
-  <w:style w:type="table" w:styleId="af1">
+  <w:style w:type="table" w:styleId="TableGrid">
     <w:name w:val="Table Grid"/>
-    <w:basedOn w:val="a1"/>
+    <w:basedOn w:val="TableNormal"/>
     <w:uiPriority w:val="59"/>
     <w:rsid w:val="00FB4123"/>
     <w:tblPr>
@@ -14235,9 +13701,9 @@
       </w:tblBorders>
     </w:tblPr>
   </w:style>
-  <w:style w:type="paragraph" w:styleId="af2">
+  <w:style w:type="paragraph" w:styleId="NoSpacing">
     <w:name w:val="No Spacing"/>
-    <w:link w:val="af3"/>
+    <w:link w:val="NoSpacingChar"/>
     <w:uiPriority w:val="1"/>
     <w:qFormat/>
     <w:rsid w:val="00E33A0F"/>
@@ -14246,10 +13712,10 @@
       <w:sz w:val="22"/>
     </w:rPr>
   </w:style>
-  <w:style w:type="character" w:customStyle="1" w:styleId="af3">
-    <w:name w:val="无间隔 字符"/>
-    <w:basedOn w:val="a0"/>
-    <w:link w:val="af2"/>
+  <w:style w:type="character" w:customStyle="1" w:styleId="NoSpacingChar">
+    <w:name w:val="No Spacing Char"/>
+    <w:basedOn w:val="DefaultParagraphFont"/>
+    <w:link w:val="NoSpacing"/>
     <w:uiPriority w:val="1"/>
     <w:rsid w:val="00E33A0F"/>
     <w:rPr>

--- a/ipai25.docx
+++ b/ipai25.docx
@@ -4,7 +4,7 @@
   <w:body>
     <w:p>
       <w:pPr>
-        <w:pStyle w:val="Heading2"/>
+        <w:pStyle w:val="2"/>
         <w:jc w:val="center"/>
         <w:rPr>
           <w:rFonts w:ascii="Arial" w:hAnsi="Arial" w:cs="Arial"/>
@@ -29,7 +29,7 @@
     </w:p>
     <w:p>
       <w:pPr>
-        <w:pStyle w:val="Heading2"/>
+        <w:pStyle w:val="2"/>
         <w:jc w:val="center"/>
         <w:rPr>
           <w:rFonts w:ascii="Arial" w:hAnsi="Arial" w:cs="Arial"/>
@@ -54,7 +54,7 @@
     </w:p>
     <w:p>
       <w:pPr>
-        <w:pStyle w:val="Heading2"/>
+        <w:pStyle w:val="2"/>
         <w:jc w:val="center"/>
         <w:rPr>
           <w:rFonts w:ascii="Arial" w:hAnsi="Arial" w:cs="Arial"/>
@@ -99,7 +99,7 @@
       <w:proofErr w:type="spellStart"/>
       <w:r>
         <w:rPr>
-          <w:rFonts w:ascii="Arial" w:eastAsia="DengXian" w:hAnsi="Arial" w:cs="Arial"/>
+          <w:rFonts w:ascii="Arial" w:eastAsia="等线" w:hAnsi="Arial" w:cs="Arial"/>
           <w:sz w:val="20"/>
           <w:szCs w:val="20"/>
         </w:rPr>
@@ -108,7 +108,7 @@
       <w:proofErr w:type="spellEnd"/>
       <w:r>
         <w:rPr>
-          <w:rFonts w:ascii="Arial" w:eastAsia="DengXian" w:hAnsi="Arial" w:cs="Arial"/>
+          <w:rFonts w:ascii="Arial" w:eastAsia="等线" w:hAnsi="Arial" w:cs="Arial"/>
           <w:sz w:val="20"/>
           <w:szCs w:val="20"/>
         </w:rPr>
@@ -117,8 +117,8 @@
       <w:hyperlink r:id="rId7">
         <w:r>
           <w:rPr>
-            <w:rStyle w:val="Hyperlink"/>
-            <w:rFonts w:ascii="Arial" w:eastAsia="DengXian" w:hAnsi="Arial" w:cs="Arial"/>
+            <w:rStyle w:val="a6"/>
+            <w:rFonts w:ascii="Arial" w:eastAsia="等线" w:hAnsi="Arial" w:cs="Arial"/>
             <w:sz w:val="20"/>
             <w:szCs w:val="20"/>
           </w:rPr>
@@ -151,7 +151,7 @@
     </w:p>
     <w:p>
       <w:pPr>
-        <w:pStyle w:val="Heading2"/>
+        <w:pStyle w:val="2"/>
         <w:spacing w:before="0" w:line="20" w:lineRule="atLeast"/>
         <w:rPr>
           <w:rFonts w:ascii="Arial" w:hAnsi="Arial" w:cs="Arial"/>
@@ -613,7 +613,7 @@
     </w:p>
     <w:p>
       <w:pPr>
-        <w:pStyle w:val="Heading2"/>
+        <w:pStyle w:val="2"/>
         <w:spacing w:before="0" w:line="20" w:lineRule="atLeast"/>
         <w:rPr>
           <w:rFonts w:ascii="Arial" w:hAnsi="Arial" w:cs="Arial"/>
@@ -629,7 +629,7 @@
     </w:p>
     <w:p>
       <w:pPr>
-        <w:pStyle w:val="Heading2"/>
+        <w:pStyle w:val="2"/>
         <w:spacing w:before="0" w:line="20" w:lineRule="atLeast"/>
         <w:rPr>
           <w:rFonts w:ascii="Arial" w:hAnsi="Arial" w:cs="Arial"/>
@@ -647,7 +647,7 @@
     </w:p>
     <w:p>
       <w:pPr>
-        <w:pStyle w:val="Heading2"/>
+        <w:pStyle w:val="2"/>
         <w:spacing w:before="0" w:line="20" w:lineRule="atLeast"/>
         <w:rPr>
           <w:rFonts w:ascii="Arial" w:hAnsi="Arial" w:cs="Arial"/>
@@ -882,7 +882,7 @@
     </w:p>
     <w:p>
       <w:pPr>
-        <w:pStyle w:val="Heading2"/>
+        <w:pStyle w:val="2"/>
         <w:spacing w:before="0" w:line="20" w:lineRule="atLeast"/>
         <w:rPr>
           <w:rFonts w:ascii="Arial" w:hAnsi="Arial" w:cs="Arial"/>
@@ -1773,7 +1773,7 @@
     </w:p>
     <w:p>
       <w:pPr>
-        <w:pStyle w:val="Heading2"/>
+        <w:pStyle w:val="2"/>
         <w:spacing w:before="0" w:line="20" w:lineRule="atLeast"/>
         <w:rPr>
           <w:rFonts w:ascii="Arial" w:hAnsi="Arial" w:cs="Arial"/>
@@ -1850,7 +1850,7 @@
     </w:p>
     <w:p>
       <w:pPr>
-        <w:pStyle w:val="Heading3"/>
+        <w:pStyle w:val="3"/>
         <w:spacing w:before="0" w:line="20" w:lineRule="atLeast"/>
         <w:rPr>
           <w:rFonts w:ascii="Arial" w:hAnsi="Arial" w:cs="Arial"/>
@@ -1868,7 +1868,7 @@
     </w:p>
     <w:p>
       <w:pPr>
-        <w:pStyle w:val="Heading3"/>
+        <w:pStyle w:val="3"/>
         <w:spacing w:before="0" w:line="20" w:lineRule="atLeast"/>
         <w:rPr>
           <w:rFonts w:ascii="Arial" w:hAnsi="Arial" w:cs="Arial"/>
@@ -1992,7 +1992,7 @@
     </w:p>
     <w:p>
       <w:pPr>
-        <w:pStyle w:val="Heading4"/>
+        <w:pStyle w:val="4"/>
       </w:pPr>
       <w:r>
         <w:rPr>
@@ -2008,7 +2008,7 @@
     </w:p>
     <w:p>
       <w:pPr>
-        <w:pStyle w:val="Heading4"/>
+        <w:pStyle w:val="4"/>
       </w:pPr>
       <w:r>
         <w:rPr>
@@ -2036,7 +2036,7 @@
     </w:p>
     <w:p>
       <w:pPr>
-        <w:pStyle w:val="Heading4"/>
+        <w:pStyle w:val="4"/>
       </w:pPr>
       <w:r>
         <w:rPr>
@@ -2048,7 +2048,7 @@
     <w:p/>
     <w:p>
       <w:pPr>
-        <w:pStyle w:val="Heading4"/>
+        <w:pStyle w:val="4"/>
       </w:pPr>
       <w:r>
         <w:rPr>
@@ -2176,7 +2176,7 @@
     </w:p>
     <w:p>
       <w:pPr>
-        <w:pStyle w:val="Heading2"/>
+        <w:pStyle w:val="2"/>
         <w:rPr>
           <w:rFonts w:ascii="Arial" w:hAnsi="Arial" w:cs="Arial"/>
         </w:rPr>
@@ -2191,34 +2191,34 @@
     <w:p>
       <w:pPr>
         <w:rPr>
-          <w:rStyle w:val="Strong"/>
-          <w:rFonts w:ascii="Arial" w:hAnsi="Arial" w:cs="Arial"/>
-        </w:rPr>
-      </w:pPr>
-      <w:r>
-        <w:rPr>
-          <w:rStyle w:val="Strong"/>
+          <w:rStyle w:val="a8"/>
+          <w:rFonts w:ascii="Arial" w:hAnsi="Arial" w:cs="Arial"/>
+        </w:rPr>
+      </w:pPr>
+      <w:r>
+        <w:rPr>
+          <w:rStyle w:val="a8"/>
           <w:rFonts w:ascii="Arial" w:hAnsi="Arial" w:cs="Arial"/>
         </w:rPr>
         <w:t>A</w:t>
       </w:r>
       <w:r>
         <w:rPr>
-          <w:rStyle w:val="Strong"/>
+          <w:rStyle w:val="a8"/>
           <w:rFonts w:ascii="Arial" w:hAnsi="Arial" w:cs="Arial"/>
         </w:rPr>
         <w:t>n</w:t>
       </w:r>
       <w:r>
         <w:rPr>
-          <w:rStyle w:val="Strong"/>
+          <w:rStyle w:val="a8"/>
           <w:rFonts w:ascii="Arial" w:hAnsi="Arial" w:cs="Arial"/>
         </w:rPr>
         <w:t>nex</w:t>
       </w:r>
       <w:r>
         <w:rPr>
-          <w:rStyle w:val="Strong"/>
+          <w:rStyle w:val="a8"/>
           <w:rFonts w:ascii="Arial" w:hAnsi="Arial" w:cs="Arial"/>
         </w:rPr>
         <w:t xml:space="preserve"> 1</w:t>
@@ -2319,13 +2319,13 @@
         <w:widowControl/>
         <w:jc w:val="left"/>
         <w:rPr>
-          <w:rStyle w:val="Strong"/>
-          <w:rFonts w:ascii="Arial" w:hAnsi="Arial" w:cs="Arial"/>
-        </w:rPr>
-      </w:pPr>
-      <w:r>
-        <w:rPr>
-          <w:rStyle w:val="Strong"/>
+          <w:rStyle w:val="a8"/>
+          <w:rFonts w:ascii="Arial" w:hAnsi="Arial" w:cs="Arial"/>
+        </w:rPr>
+      </w:pPr>
+      <w:r>
+        <w:rPr>
+          <w:rStyle w:val="a8"/>
           <w:rFonts w:ascii="Arial" w:hAnsi="Arial" w:cs="Arial"/>
         </w:rPr>
         <w:lastRenderedPageBreak/>
@@ -2333,14 +2333,14 @@
       </w:r>
       <w:r>
         <w:rPr>
-          <w:rStyle w:val="Strong"/>
+          <w:rStyle w:val="a8"/>
           <w:rFonts w:ascii="Arial" w:hAnsi="Arial" w:cs="Arial"/>
         </w:rPr>
         <w:t>nex</w:t>
       </w:r>
       <w:r>
         <w:rPr>
-          <w:rStyle w:val="Strong"/>
+          <w:rStyle w:val="a8"/>
           <w:rFonts w:ascii="Arial" w:hAnsi="Arial" w:cs="Arial"/>
         </w:rPr>
         <w:t xml:space="preserve"> 2</w:t>
@@ -2444,13 +2444,13 @@
         <w:widowControl/>
         <w:jc w:val="left"/>
         <w:rPr>
-          <w:rStyle w:val="Strong"/>
-          <w:rFonts w:ascii="Arial" w:hAnsi="Arial" w:cs="Arial"/>
-        </w:rPr>
-      </w:pPr>
-      <w:r>
-        <w:rPr>
-          <w:rStyle w:val="Strong"/>
+          <w:rStyle w:val="a8"/>
+          <w:rFonts w:ascii="Arial" w:hAnsi="Arial" w:cs="Arial"/>
+        </w:rPr>
+      </w:pPr>
+      <w:r>
+        <w:rPr>
+          <w:rStyle w:val="a8"/>
           <w:rFonts w:ascii="Arial" w:hAnsi="Arial" w:cs="Arial"/>
         </w:rPr>
         <w:lastRenderedPageBreak/>
@@ -9267,7 +9267,7 @@
         <w:widowControl/>
         <w:jc w:val="left"/>
         <w:rPr>
-          <w:rStyle w:val="Strong"/>
+          <w:rStyle w:val="a8"/>
           <w:rFonts w:ascii="Arial" w:hAnsi="Arial" w:cs="Arial"/>
         </w:rPr>
       </w:pPr>
@@ -9277,13 +9277,13 @@
         <w:widowControl/>
         <w:jc w:val="left"/>
         <w:rPr>
-          <w:rStyle w:val="Strong"/>
-          <w:rFonts w:ascii="Arial" w:hAnsi="Arial" w:cs="Arial"/>
-        </w:rPr>
-      </w:pPr>
-      <w:r>
-        <w:rPr>
-          <w:rStyle w:val="Strong"/>
+          <w:rStyle w:val="a8"/>
+          <w:rFonts w:ascii="Arial" w:hAnsi="Arial" w:cs="Arial"/>
+        </w:rPr>
+      </w:pPr>
+      <w:r>
+        <w:rPr>
+          <w:rStyle w:val="a8"/>
           <w:rFonts w:ascii="Arial" w:hAnsi="Arial" w:cs="Arial"/>
         </w:rPr>
         <w:br w:type="page"/>
@@ -9294,14 +9294,14 @@
         <w:widowControl/>
         <w:jc w:val="left"/>
         <w:rPr>
-          <w:rStyle w:val="Strong"/>
+          <w:rStyle w:val="a8"/>
           <w:rFonts w:ascii="Arial" w:hAnsi="Arial" w:cs="Arial"/>
           <w:lang w:val="pt-PT"/>
         </w:rPr>
       </w:pPr>
       <w:r>
         <w:rPr>
-          <w:rStyle w:val="Strong"/>
+          <w:rStyle w:val="a8"/>
           <w:rFonts w:ascii="Arial" w:hAnsi="Arial" w:cs="Arial"/>
           <w:lang w:val="pt-PT"/>
         </w:rPr>
@@ -9314,7 +9314,7 @@
         <w:widowControl/>
         <w:jc w:val="left"/>
         <w:rPr>
-          <w:rStyle w:val="Strong"/>
+          <w:rStyle w:val="a8"/>
           <w:rFonts w:ascii="Arial" w:hAnsi="Arial" w:cs="Arial"/>
           <w:lang w:val="pt-PT"/>
         </w:rPr>
@@ -9974,6 +9974,7 @@
                 <w:lang w:val="pt-PT"/>
               </w:rPr>
             </w:pPr>
+            <w:proofErr w:type="spellStart"/>
             <w:r>
               <w:rPr>
                 <w:rFonts w:ascii="Arial" w:eastAsia="Arial" w:hAnsi="Arial" w:cs="Arial"/>
@@ -9981,7 +9982,17 @@
                 <w:sz w:val="22"/>
                 <w:lang w:val="pt-PT"/>
               </w:rPr>
-              <w:t>Weather_</w:t>
+              <w:t>Weather</w:t>
+            </w:r>
+            <w:proofErr w:type="spellEnd"/>
+            <w:r>
+              <w:rPr>
+                <w:rFonts w:ascii="Arial" w:eastAsia="Arial" w:hAnsi="Arial" w:cs="Arial"/>
+                <w:color w:val="000000" w:themeColor="text1"/>
+                <w:sz w:val="22"/>
+                <w:lang w:val="pt-PT"/>
+              </w:rPr>
+              <w:t>_</w:t>
             </w:r>
             <w:proofErr w:type="spellStart"/>
             <w:r>
@@ -12477,7 +12488,7 @@
         <w:widowControl/>
         <w:jc w:val="left"/>
         <w:rPr>
-          <w:rStyle w:val="Strong"/>
+          <w:rStyle w:val="a8"/>
         </w:rPr>
       </w:pPr>
     </w:p>
@@ -12486,12 +12497,12 @@
         <w:widowControl/>
         <w:jc w:val="left"/>
         <w:rPr>
-          <w:rStyle w:val="Strong"/>
-        </w:rPr>
-      </w:pPr>
-      <w:r>
-        <w:rPr>
-          <w:rStyle w:val="Strong"/>
+          <w:rStyle w:val="a8"/>
+        </w:rPr>
+      </w:pPr>
+      <w:r>
+        <w:rPr>
+          <w:rStyle w:val="a8"/>
         </w:rPr>
         <w:br w:type="page"/>
       </w:r>
@@ -12501,12 +12512,12 @@
         <w:widowControl/>
         <w:jc w:val="left"/>
         <w:rPr>
-          <w:rStyle w:val="Strong"/>
-        </w:rPr>
-      </w:pPr>
-      <w:r>
-        <w:rPr>
-          <w:rStyle w:val="Strong"/>
+          <w:rStyle w:val="a8"/>
+        </w:rPr>
+      </w:pPr>
+      <w:r>
+        <w:rPr>
+          <w:rStyle w:val="a8"/>
           <w:rFonts w:hint="eastAsia"/>
         </w:rPr>
         <w:lastRenderedPageBreak/>
@@ -12518,7 +12529,7 @@
         <w:widowControl/>
         <w:jc w:val="left"/>
         <w:rPr>
-          <w:rStyle w:val="Strong"/>
+          <w:rStyle w:val="a8"/>
         </w:rPr>
       </w:pPr>
     </w:p>
@@ -12527,27 +12538,18 @@
         <w:widowControl/>
         <w:jc w:val="left"/>
         <w:rPr>
-          <w:rStyle w:val="Strong"/>
-        </w:rPr>
-      </w:pPr>
-      <w:r>
-        <w:rPr>
-          <w:rFonts w:ascii="Arial" w:hAnsi="Arial" w:cs="Arial"/>
+          <w:rStyle w:val="a8"/>
+        </w:rPr>
+      </w:pPr>
+      <w:r>
+        <w:rPr>
           <w:noProof/>
         </w:rPr>
         <w:drawing>
-          <wp:anchor distT="0" distB="0" distL="114300" distR="114300" simplePos="0" relativeHeight="251659264" behindDoc="0" locked="0" layoutInCell="1" allowOverlap="1" wp14:anchorId="052C72CB" wp14:editId="153C852E">
-            <wp:simplePos x="0" y="0"/>
-            <wp:positionH relativeFrom="margin">
-              <wp:posOffset>229235</wp:posOffset>
-            </wp:positionH>
-            <wp:positionV relativeFrom="paragraph">
-              <wp:posOffset>198755</wp:posOffset>
-            </wp:positionV>
-            <wp:extent cx="4047592" cy="2318887"/>
-            <wp:effectExtent l="0" t="0" r="0" b="5715"/>
-            <wp:wrapSquare wrapText="bothSides"/>
-            <wp:docPr id="854544159" name="图片 854544159" descr="图形用户界面, 表格&#10;&#10;AI 生成的内容可能不正确。"/>
+          <wp:inline distT="0" distB="0" distL="0" distR="0" wp14:anchorId="20ED405E" wp14:editId="7D681CBC">
+            <wp:extent cx="5274310" cy="3507740"/>
+            <wp:effectExtent l="0" t="0" r="2540" b="0"/>
+            <wp:docPr id="1408792668" name="图片 1"/>
             <wp:cNvGraphicFramePr>
               <a:graphicFrameLocks xmlns:a="http://schemas.openxmlformats.org/drawingml/2006/main" noChangeAspect="1"/>
             </wp:cNvGraphicFramePr>
@@ -12555,34 +12557,41 @@
               <a:graphicData uri="http://schemas.openxmlformats.org/drawingml/2006/picture">
                 <pic:pic xmlns:pic="http://schemas.openxmlformats.org/drawingml/2006/picture">
                   <pic:nvPicPr>
-                    <pic:cNvPr id="854544159" name="图片 854544159" descr="图形用户界面, 表格&#10;&#10;AI 生成的内容可能不正确。"/>
-                    <pic:cNvPicPr/>
+                    <pic:cNvPr id="0" name="Picture 1"/>
+                    <pic:cNvPicPr>
+                      <a:picLocks noChangeAspect="1" noChangeArrowheads="1"/>
+                    </pic:cNvPicPr>
                   </pic:nvPicPr>
                   <pic:blipFill>
-                    <a:blip r:embed="rId12" cstate="print">
+                    <a:blip r:embed="rId12">
                       <a:extLst>
                         <a:ext uri="{28A0092B-C50C-407E-A947-70E740481C1C}">
                           <a14:useLocalDpi xmlns:a14="http://schemas.microsoft.com/office/drawing/2010/main" val="0"/>
                         </a:ext>
                       </a:extLst>
                     </a:blip>
+                    <a:srcRect/>
                     <a:stretch>
                       <a:fillRect/>
                     </a:stretch>
                   </pic:blipFill>
-                  <pic:spPr>
+                  <pic:spPr bwMode="auto">
                     <a:xfrm>
                       <a:off x="0" y="0"/>
-                      <a:ext cx="4047592" cy="2318887"/>
+                      <a:ext cx="5274310" cy="3507740"/>
                     </a:xfrm>
                     <a:prstGeom prst="rect">
                       <a:avLst/>
                     </a:prstGeom>
+                    <a:noFill/>
+                    <a:ln>
+                      <a:noFill/>
+                    </a:ln>
                   </pic:spPr>
                 </pic:pic>
               </a:graphicData>
             </a:graphic>
-          </wp:anchor>
+          </wp:inline>
         </w:drawing>
       </w:r>
     </w:p>
@@ -12642,7 +12651,7 @@
         </w:tcPr>
         <w:p>
           <w:pPr>
-            <w:pStyle w:val="Header"/>
+            <w:pStyle w:val="ad"/>
             <w:ind w:left="-115"/>
             <w:jc w:val="left"/>
           </w:pPr>
@@ -12654,7 +12663,7 @@
         </w:tcPr>
         <w:p>
           <w:pPr>
-            <w:pStyle w:val="Header"/>
+            <w:pStyle w:val="ad"/>
           </w:pPr>
         </w:p>
       </w:tc>
@@ -12664,7 +12673,7 @@
         </w:tcPr>
         <w:p>
           <w:pPr>
-            <w:pStyle w:val="Header"/>
+            <w:pStyle w:val="ad"/>
             <w:ind w:right="-115"/>
             <w:jc w:val="right"/>
           </w:pPr>
@@ -12674,7 +12683,7 @@
   </w:tbl>
   <w:p>
     <w:pPr>
-      <w:pStyle w:val="Footer"/>
+      <w:pStyle w:val="af"/>
     </w:pPr>
   </w:p>
 </w:ftr>
@@ -12725,7 +12734,7 @@
         </w:tcPr>
         <w:p>
           <w:pPr>
-            <w:pStyle w:val="Header"/>
+            <w:pStyle w:val="ad"/>
             <w:ind w:left="-115"/>
             <w:jc w:val="left"/>
           </w:pPr>
@@ -12737,7 +12746,7 @@
         </w:tcPr>
         <w:p>
           <w:pPr>
-            <w:pStyle w:val="Header"/>
+            <w:pStyle w:val="ad"/>
           </w:pPr>
         </w:p>
       </w:tc>
@@ -12747,7 +12756,7 @@
         </w:tcPr>
         <w:p>
           <w:pPr>
-            <w:pStyle w:val="Header"/>
+            <w:pStyle w:val="ad"/>
             <w:ind w:right="-115"/>
             <w:jc w:val="right"/>
           </w:pPr>
@@ -12757,7 +12766,7 @@
   </w:tbl>
   <w:p>
     <w:pPr>
-      <w:pStyle w:val="Header"/>
+      <w:pStyle w:val="ad"/>
     </w:pPr>
   </w:p>
 </w:hdr>
@@ -13155,7 +13164,7 @@
     <w:lsdException w:name="Unresolved Mention" w:semiHidden="1" w:unhideWhenUsed="1"/>
     <w:lsdException w:name="Smart Link" w:semiHidden="1" w:unhideWhenUsed="1"/>
   </w:latentStyles>
-  <w:style w:type="paragraph" w:default="1" w:styleId="Normal">
+  <w:style w:type="paragraph" w:default="1" w:styleId="a">
     <w:name w:val="Normal"/>
     <w:qFormat/>
     <w:rsid w:val="009A0D97"/>
@@ -13164,10 +13173,10 @@
       <w:jc w:val="both"/>
     </w:pPr>
   </w:style>
-  <w:style w:type="paragraph" w:styleId="Heading1">
+  <w:style w:type="paragraph" w:styleId="1">
     <w:name w:val="heading 1"/>
-    <w:basedOn w:val="Normal"/>
-    <w:next w:val="Normal"/>
+    <w:basedOn w:val="a"/>
+    <w:next w:val="a"/>
     <w:uiPriority w:val="9"/>
     <w:qFormat/>
     <w:rsid w:val="000E1C2B"/>
@@ -13184,10 +13193,10 @@
       <w:szCs w:val="48"/>
     </w:rPr>
   </w:style>
-  <w:style w:type="paragraph" w:styleId="Heading2">
+  <w:style w:type="paragraph" w:styleId="2">
     <w:name w:val="heading 2"/>
-    <w:basedOn w:val="Normal"/>
-    <w:next w:val="Normal"/>
+    <w:basedOn w:val="a"/>
+    <w:next w:val="a"/>
     <w:uiPriority w:val="9"/>
     <w:unhideWhenUsed/>
     <w:qFormat/>
@@ -13205,10 +13214,10 @@
       <w:szCs w:val="40"/>
     </w:rPr>
   </w:style>
-  <w:style w:type="paragraph" w:styleId="Heading3">
+  <w:style w:type="paragraph" w:styleId="3">
     <w:name w:val="heading 3"/>
-    <w:basedOn w:val="Normal"/>
-    <w:next w:val="Normal"/>
+    <w:basedOn w:val="a"/>
+    <w:next w:val="a"/>
     <w:uiPriority w:val="9"/>
     <w:unhideWhenUsed/>
     <w:qFormat/>
@@ -13226,10 +13235,10 @@
       <w:szCs w:val="32"/>
     </w:rPr>
   </w:style>
-  <w:style w:type="paragraph" w:styleId="Heading4">
+  <w:style w:type="paragraph" w:styleId="4">
     <w:name w:val="heading 4"/>
-    <w:basedOn w:val="Normal"/>
-    <w:next w:val="Normal"/>
+    <w:basedOn w:val="a"/>
+    <w:next w:val="a"/>
     <w:uiPriority w:val="9"/>
     <w:unhideWhenUsed/>
     <w:qFormat/>
@@ -13247,10 +13256,10 @@
       <w:szCs w:val="28"/>
     </w:rPr>
   </w:style>
-  <w:style w:type="paragraph" w:styleId="Heading5">
+  <w:style w:type="paragraph" w:styleId="5">
     <w:name w:val="heading 5"/>
-    <w:basedOn w:val="Normal"/>
-    <w:next w:val="Normal"/>
+    <w:basedOn w:val="a"/>
+    <w:next w:val="a"/>
     <w:uiPriority w:val="9"/>
     <w:semiHidden/>
     <w:unhideWhenUsed/>
@@ -13269,10 +13278,10 @@
       <w:szCs w:val="24"/>
     </w:rPr>
   </w:style>
-  <w:style w:type="paragraph" w:styleId="Heading6">
+  <w:style w:type="paragraph" w:styleId="6">
     <w:name w:val="heading 6"/>
-    <w:basedOn w:val="Normal"/>
-    <w:next w:val="Normal"/>
+    <w:basedOn w:val="a"/>
+    <w:next w:val="a"/>
     <w:uiPriority w:val="9"/>
     <w:semiHidden/>
     <w:unhideWhenUsed/>
@@ -13291,10 +13300,10 @@
       <w:color w:val="2F5496" w:themeColor="accent1" w:themeShade="BF"/>
     </w:rPr>
   </w:style>
-  <w:style w:type="paragraph" w:styleId="Heading7">
+  <w:style w:type="paragraph" w:styleId="7">
     <w:name w:val="heading 7"/>
-    <w:basedOn w:val="Normal"/>
-    <w:next w:val="Normal"/>
+    <w:basedOn w:val="a"/>
+    <w:next w:val="a"/>
     <w:uiPriority w:val="9"/>
     <w:semiHidden/>
     <w:unhideWhenUsed/>
@@ -13313,10 +13322,10 @@
       <w:color w:val="595959" w:themeColor="text1" w:themeTint="A6"/>
     </w:rPr>
   </w:style>
-  <w:style w:type="paragraph" w:styleId="Heading8">
+  <w:style w:type="paragraph" w:styleId="8">
     <w:name w:val="heading 8"/>
-    <w:basedOn w:val="Normal"/>
-    <w:next w:val="Normal"/>
+    <w:basedOn w:val="a"/>
+    <w:next w:val="a"/>
     <w:uiPriority w:val="9"/>
     <w:semiHidden/>
     <w:unhideWhenUsed/>
@@ -13332,10 +13341,10 @@
       <w:color w:val="595959" w:themeColor="text1" w:themeTint="A6"/>
     </w:rPr>
   </w:style>
-  <w:style w:type="paragraph" w:styleId="Heading9">
+  <w:style w:type="paragraph" w:styleId="9">
     <w:name w:val="heading 9"/>
-    <w:basedOn w:val="Normal"/>
-    <w:next w:val="Normal"/>
+    <w:basedOn w:val="a"/>
+    <w:next w:val="a"/>
     <w:uiPriority w:val="9"/>
     <w:semiHidden/>
     <w:unhideWhenUsed/>
@@ -13351,13 +13360,13 @@
       <w:color w:val="595959" w:themeColor="text1" w:themeTint="A6"/>
     </w:rPr>
   </w:style>
-  <w:style w:type="character" w:default="1" w:styleId="DefaultParagraphFont">
+  <w:style w:type="character" w:default="1" w:styleId="a0">
     <w:name w:val="Default Paragraph Font"/>
     <w:uiPriority w:val="1"/>
     <w:semiHidden/>
     <w:unhideWhenUsed/>
   </w:style>
-  <w:style w:type="table" w:default="1" w:styleId="TableNormal">
+  <w:style w:type="table" w:default="1" w:styleId="a1">
     <w:name w:val="Normal Table"/>
     <w:uiPriority w:val="99"/>
     <w:semiHidden/>
@@ -13372,7 +13381,7 @@
       </w:tblCellMar>
     </w:tblPr>
   </w:style>
-  <w:style w:type="numbering" w:default="1" w:styleId="NoList">
+  <w:style w:type="numbering" w:default="1" w:styleId="a2">
     <w:name w:val="No List"/>
     <w:uiPriority w:val="99"/>
     <w:semiHidden/>
@@ -13394,9 +13403,9 @@
       </w:tblCellMar>
     </w:tblPr>
   </w:style>
-  <w:style w:type="paragraph" w:styleId="ListParagraph">
+  <w:style w:type="paragraph" w:styleId="a3">
     <w:name w:val="List Paragraph"/>
-    <w:basedOn w:val="Normal"/>
+    <w:basedOn w:val="a"/>
     <w:uiPriority w:val="34"/>
     <w:qFormat/>
     <w:rsid w:val="000E1C2B"/>
@@ -13405,9 +13414,9 @@
       <w:contextualSpacing/>
     </w:pPr>
   </w:style>
-  <w:style w:type="character" w:styleId="IntenseEmphasis">
+  <w:style w:type="character" w:styleId="a4">
     <w:name w:val="Intense Emphasis"/>
-    <w:basedOn w:val="DefaultParagraphFont"/>
+    <w:basedOn w:val="a0"/>
     <w:uiPriority w:val="21"/>
     <w:qFormat/>
     <w:rsid w:val="000E1C2B"/>
@@ -13417,9 +13426,9 @@
       <w:color w:val="2F5496" w:themeColor="accent1" w:themeShade="BF"/>
     </w:rPr>
   </w:style>
-  <w:style w:type="character" w:styleId="IntenseReference">
+  <w:style w:type="character" w:styleId="a5">
     <w:name w:val="Intense Reference"/>
-    <w:basedOn w:val="DefaultParagraphFont"/>
+    <w:basedOn w:val="a0"/>
     <w:uiPriority w:val="32"/>
     <w:qFormat/>
     <w:rsid w:val="000E1C2B"/>
@@ -13431,9 +13440,9 @@
       <w:spacing w:val="5"/>
     </w:rPr>
   </w:style>
-  <w:style w:type="character" w:styleId="Hyperlink">
+  <w:style w:type="character" w:styleId="a6">
     <w:name w:val="Hyperlink"/>
-    <w:basedOn w:val="DefaultParagraphFont"/>
+    <w:basedOn w:val="a0"/>
     <w:uiPriority w:val="99"/>
     <w:unhideWhenUsed/>
     <w:rsid w:val="000D4254"/>
@@ -13442,9 +13451,9 @@
       <w:u w:val="single"/>
     </w:rPr>
   </w:style>
-  <w:style w:type="character" w:styleId="UnresolvedMention">
+  <w:style w:type="character" w:styleId="a7">
     <w:name w:val="Unresolved Mention"/>
-    <w:basedOn w:val="DefaultParagraphFont"/>
+    <w:basedOn w:val="a0"/>
     <w:uiPriority w:val="99"/>
     <w:semiHidden/>
     <w:unhideWhenUsed/>
@@ -13454,9 +13463,9 @@
       <w:shd w:val="clear" w:color="auto" w:fill="E1DFDD"/>
     </w:rPr>
   </w:style>
-  <w:style w:type="character" w:styleId="Strong">
+  <w:style w:type="character" w:styleId="a8">
     <w:name w:val="Strong"/>
-    <w:basedOn w:val="DefaultParagraphFont"/>
+    <w:basedOn w:val="a0"/>
     <w:uiPriority w:val="22"/>
     <w:qFormat/>
     <w:rsid w:val="00404129"/>
@@ -13465,9 +13474,9 @@
       <w:bCs/>
     </w:rPr>
   </w:style>
-  <w:style w:type="character" w:customStyle="1" w:styleId="1">
+  <w:style w:type="character" w:customStyle="1" w:styleId="10">
     <w:name w:val="标题 1 字符"/>
-    <w:basedOn w:val="DefaultParagraphFont"/>
+    <w:basedOn w:val="a0"/>
     <w:uiPriority w:val="9"/>
     <w:rsid w:val="0000672C"/>
     <w:rPr>
@@ -13477,9 +13486,9 @@
       <w:szCs w:val="48"/>
     </w:rPr>
   </w:style>
-  <w:style w:type="character" w:customStyle="1" w:styleId="2">
+  <w:style w:type="character" w:customStyle="1" w:styleId="20">
     <w:name w:val="标题 2 字符"/>
-    <w:basedOn w:val="DefaultParagraphFont"/>
+    <w:basedOn w:val="a0"/>
     <w:uiPriority w:val="9"/>
     <w:rsid w:val="0000672C"/>
     <w:rPr>
@@ -13489,9 +13498,9 @@
       <w:szCs w:val="40"/>
     </w:rPr>
   </w:style>
-  <w:style w:type="character" w:customStyle="1" w:styleId="3">
+  <w:style w:type="character" w:customStyle="1" w:styleId="30">
     <w:name w:val="标题 3 字符"/>
-    <w:basedOn w:val="DefaultParagraphFont"/>
+    <w:basedOn w:val="a0"/>
     <w:uiPriority w:val="9"/>
     <w:semiHidden/>
     <w:rsid w:val="0000672C"/>
@@ -13502,9 +13511,9 @@
       <w:szCs w:val="32"/>
     </w:rPr>
   </w:style>
-  <w:style w:type="character" w:customStyle="1" w:styleId="4">
+  <w:style w:type="character" w:customStyle="1" w:styleId="40">
     <w:name w:val="标题 4 字符"/>
-    <w:basedOn w:val="DefaultParagraphFont"/>
+    <w:basedOn w:val="a0"/>
     <w:uiPriority w:val="9"/>
     <w:rsid w:val="0000672C"/>
     <w:rPr>
@@ -13514,9 +13523,9 @@
       <w:szCs w:val="28"/>
     </w:rPr>
   </w:style>
-  <w:style w:type="character" w:customStyle="1" w:styleId="5">
+  <w:style w:type="character" w:customStyle="1" w:styleId="50">
     <w:name w:val="标题 5 字符"/>
-    <w:basedOn w:val="DefaultParagraphFont"/>
+    <w:basedOn w:val="a0"/>
     <w:uiPriority w:val="9"/>
     <w:semiHidden/>
     <w:rsid w:val="0000672C"/>
@@ -13527,9 +13536,9 @@
       <w:szCs w:val="24"/>
     </w:rPr>
   </w:style>
-  <w:style w:type="character" w:customStyle="1" w:styleId="6">
+  <w:style w:type="character" w:customStyle="1" w:styleId="60">
     <w:name w:val="标题 6 字符"/>
-    <w:basedOn w:val="DefaultParagraphFont"/>
+    <w:basedOn w:val="a0"/>
     <w:uiPriority w:val="9"/>
     <w:semiHidden/>
     <w:rsid w:val="0000672C"/>
@@ -13540,9 +13549,9 @@
       <w:color w:val="2F5496" w:themeColor="accent1" w:themeShade="BF"/>
     </w:rPr>
   </w:style>
-  <w:style w:type="character" w:customStyle="1" w:styleId="7">
+  <w:style w:type="character" w:customStyle="1" w:styleId="70">
     <w:name w:val="标题 7 字符"/>
-    <w:basedOn w:val="DefaultParagraphFont"/>
+    <w:basedOn w:val="a0"/>
     <w:uiPriority w:val="9"/>
     <w:semiHidden/>
     <w:rsid w:val="0000672C"/>
@@ -13553,9 +13562,9 @@
       <w:color w:val="595959" w:themeColor="text1" w:themeTint="A6"/>
     </w:rPr>
   </w:style>
-  <w:style w:type="character" w:customStyle="1" w:styleId="8">
+  <w:style w:type="character" w:customStyle="1" w:styleId="80">
     <w:name w:val="标题 8 字符"/>
-    <w:basedOn w:val="DefaultParagraphFont"/>
+    <w:basedOn w:val="a0"/>
     <w:uiPriority w:val="9"/>
     <w:semiHidden/>
     <w:rsid w:val="0000672C"/>
@@ -13564,9 +13573,9 @@
       <w:color w:val="595959" w:themeColor="text1" w:themeTint="A6"/>
     </w:rPr>
   </w:style>
-  <w:style w:type="character" w:customStyle="1" w:styleId="9">
+  <w:style w:type="character" w:customStyle="1" w:styleId="90">
     <w:name w:val="标题 9 字符"/>
-    <w:basedOn w:val="DefaultParagraphFont"/>
+    <w:basedOn w:val="a0"/>
     <w:uiPriority w:val="9"/>
     <w:semiHidden/>
     <w:rsid w:val="0000672C"/>
@@ -13575,9 +13584,9 @@
       <w:color w:val="595959" w:themeColor="text1" w:themeTint="A6"/>
     </w:rPr>
   </w:style>
-  <w:style w:type="character" w:customStyle="1" w:styleId="a">
+  <w:style w:type="character" w:customStyle="1" w:styleId="a9">
     <w:name w:val="标题 字符"/>
-    <w:basedOn w:val="DefaultParagraphFont"/>
+    <w:basedOn w:val="a0"/>
     <w:uiPriority w:val="10"/>
     <w:rsid w:val="0000672C"/>
     <w:rPr>
@@ -13588,9 +13597,9 @@
       <w:szCs w:val="56"/>
     </w:rPr>
   </w:style>
-  <w:style w:type="character" w:customStyle="1" w:styleId="a0">
+  <w:style w:type="character" w:customStyle="1" w:styleId="aa">
     <w:name w:val="副标题 字符"/>
-    <w:basedOn w:val="DefaultParagraphFont"/>
+    <w:basedOn w:val="a0"/>
     <w:uiPriority w:val="11"/>
     <w:rsid w:val="0000672C"/>
     <w:rPr>
@@ -13601,9 +13610,9 @@
       <w:szCs w:val="28"/>
     </w:rPr>
   </w:style>
-  <w:style w:type="character" w:customStyle="1" w:styleId="a1">
+  <w:style w:type="character" w:customStyle="1" w:styleId="ab">
     <w:name w:val="引用 字符"/>
-    <w:basedOn w:val="DefaultParagraphFont"/>
+    <w:basedOn w:val="a0"/>
     <w:uiPriority w:val="29"/>
     <w:rsid w:val="0000672C"/>
     <w:rPr>
@@ -13612,9 +13621,9 @@
       <w:color w:val="404040" w:themeColor="text1" w:themeTint="BF"/>
     </w:rPr>
   </w:style>
-  <w:style w:type="character" w:customStyle="1" w:styleId="a2">
+  <w:style w:type="character" w:customStyle="1" w:styleId="ac">
     <w:name w:val="明显引用 字符"/>
-    <w:basedOn w:val="DefaultParagraphFont"/>
+    <w:basedOn w:val="a0"/>
     <w:uiPriority w:val="30"/>
     <w:rsid w:val="0000672C"/>
     <w:rPr>
@@ -13623,10 +13632,10 @@
       <w:color w:val="2F5496" w:themeColor="accent1" w:themeShade="BF"/>
     </w:rPr>
   </w:style>
-  <w:style w:type="paragraph" w:styleId="Header">
+  <w:style w:type="paragraph" w:styleId="ad">
     <w:name w:val="header"/>
-    <w:basedOn w:val="Normal"/>
-    <w:link w:val="HeaderChar"/>
+    <w:basedOn w:val="a"/>
+    <w:link w:val="ae"/>
     <w:uiPriority w:val="99"/>
     <w:unhideWhenUsed/>
     <w:rsid w:val="008F081C"/>
@@ -13643,10 +13652,10 @@
       <w:szCs w:val="18"/>
     </w:rPr>
   </w:style>
-  <w:style w:type="character" w:customStyle="1" w:styleId="HeaderChar">
-    <w:name w:val="Header Char"/>
-    <w:basedOn w:val="DefaultParagraphFont"/>
-    <w:link w:val="Header"/>
+  <w:style w:type="character" w:customStyle="1" w:styleId="ae">
+    <w:name w:val="页眉 字符"/>
+    <w:basedOn w:val="a0"/>
+    <w:link w:val="ad"/>
     <w:uiPriority w:val="99"/>
     <w:rsid w:val="008F081C"/>
     <w:rPr>
@@ -13654,10 +13663,10 @@
       <w:szCs w:val="18"/>
     </w:rPr>
   </w:style>
-  <w:style w:type="paragraph" w:styleId="Footer">
+  <w:style w:type="paragraph" w:styleId="af">
     <w:name w:val="footer"/>
-    <w:basedOn w:val="Normal"/>
-    <w:link w:val="FooterChar"/>
+    <w:basedOn w:val="a"/>
+    <w:link w:val="af0"/>
     <w:uiPriority w:val="99"/>
     <w:unhideWhenUsed/>
     <w:rsid w:val="008F081C"/>
@@ -13674,10 +13683,10 @@
       <w:szCs w:val="18"/>
     </w:rPr>
   </w:style>
-  <w:style w:type="character" w:customStyle="1" w:styleId="FooterChar">
-    <w:name w:val="Footer Char"/>
-    <w:basedOn w:val="DefaultParagraphFont"/>
-    <w:link w:val="Footer"/>
+  <w:style w:type="character" w:customStyle="1" w:styleId="af0">
+    <w:name w:val="页脚 字符"/>
+    <w:basedOn w:val="a0"/>
+    <w:link w:val="af"/>
     <w:uiPriority w:val="99"/>
     <w:rsid w:val="008F081C"/>
     <w:rPr>
@@ -13685,9 +13694,9 @@
       <w:szCs w:val="18"/>
     </w:rPr>
   </w:style>
-  <w:style w:type="table" w:styleId="TableGrid">
+  <w:style w:type="table" w:styleId="af1">
     <w:name w:val="Table Grid"/>
-    <w:basedOn w:val="TableNormal"/>
+    <w:basedOn w:val="a1"/>
     <w:uiPriority w:val="59"/>
     <w:rsid w:val="00FB4123"/>
     <w:tblPr>
@@ -13701,9 +13710,9 @@
       </w:tblBorders>
     </w:tblPr>
   </w:style>
-  <w:style w:type="paragraph" w:styleId="NoSpacing">
+  <w:style w:type="paragraph" w:styleId="af2">
     <w:name w:val="No Spacing"/>
-    <w:link w:val="NoSpacingChar"/>
+    <w:link w:val="af3"/>
     <w:uiPriority w:val="1"/>
     <w:qFormat/>
     <w:rsid w:val="00E33A0F"/>
@@ -13712,10 +13721,10 @@
       <w:sz w:val="22"/>
     </w:rPr>
   </w:style>
-  <w:style w:type="character" w:customStyle="1" w:styleId="NoSpacingChar">
-    <w:name w:val="No Spacing Char"/>
-    <w:basedOn w:val="DefaultParagraphFont"/>
-    <w:link w:val="NoSpacing"/>
+  <w:style w:type="character" w:customStyle="1" w:styleId="af3">
+    <w:name w:val="无间隔 字符"/>
+    <w:basedOn w:val="a0"/>
+    <w:link w:val="af2"/>
     <w:uiPriority w:val="1"/>
     <w:rsid w:val="00E33A0F"/>
     <w:rPr>
